--- a/00-首页/题组Word/第一轮·综合套卷/第一轮综合卷10-学生版.docx
+++ b/00-首页/题组Word/第一轮·综合套卷/第一轮综合卷10-学生版.docx
@@ -1829,266 +1829,6 @@
         <w:rPr>
           <w:rFonts w:hint="eastAsia" w:ascii="Times New Roman" w:hAnsi="Times New Roman" w:eastAsia="FangSong" w:cs="Times New Roman"/>
         </w:rPr>
-        <w:t>假设在别的星球上发现一些物料</w:t>
-      </w:r>
-      <w:r>
-        <w:rPr>
-          <w:rFonts w:hint="eastAsia" w:ascii="Times New Roman" w:hAnsi="Times New Roman" w:eastAsia="Times New Roman" w:cs="Times New Roman"/>
-        </w:rPr>
-        <w:t>，</w:t>
-      </w:r>
-      <w:r>
-        <w:rPr>
-          <w:rFonts w:hint="eastAsia" w:ascii="Times New Roman" w:hAnsi="Times New Roman" w:eastAsia="FangSong" w:cs="Times New Roman"/>
-        </w:rPr>
-        <w:t>它们服从下列量子数的限制</w:t>
-      </w:r>
-      <w:r>
-        <w:rPr>
-          <w:rFonts w:hint="eastAsia" w:ascii="Times New Roman" w:hAnsi="Times New Roman" w:eastAsia="Times New Roman" w:cs="Times New Roman"/>
-        </w:rPr>
-        <w:t>：</w:t>
-      </w:r>
-    </w:p>
-    <w:p>
-      <w:pPr>
-        <w:pStyle w:val="BodyText"/>
-      </w:pPr>
-      <m:oMathPara>
-        <m:oMathParaPr>
-          <m:jc m:val="center"/>
-          <m:ctrlPr>
-            <w:rPr>
-              <w:sz w:val="28"/>
-              <w:szCs w:val="28"/>
-            </w:rPr>
-          </m:ctrlPr>
-        </m:oMathParaPr>
-        <m:oMath>
-          <m:r>
-            <m:t>n</m:t>
-          </m:r>
-          <m:r>
-            <m:rPr>
-              <m:sty m:val="p"/>
-            </m:rPr>
-            <m:t>&gt;</m:t>
-          </m:r>
-          <m:r>
-            <m:t>0</m:t>
-          </m:r>
-          <m:r>
-            <m:rPr>
-              <m:sty m:val="p"/>
-            </m:rPr>
-            <m:t>,</m:t>
-          </m:r>
-          <m:r>
-            <m:t>l</m:t>
-          </m:r>
-          <m:r>
-            <m:rPr>
-              <m:sty m:val="p"/>
-            </m:rPr>
-            <m:t>+</m:t>
-          </m:r>
-          <m:r>
-            <m:t>1</m:t>
-          </m:r>
-          <m:r>
-            <m:rPr>
-              <m:sty m:val="p"/>
-            </m:rPr>
-            <m:t>≤</m:t>
-          </m:r>
-          <m:r>
-            <m:t>n</m:t>
-          </m:r>
-          <m:r>
-            <m:rPr>
-              <m:sty m:val="p"/>
-            </m:rPr>
-            <m:t>,</m:t>
-          </m:r>
-          <m:r>
-            <m:t>m</m:t>
-          </m:r>
-          <m:r>
-            <m:rPr>
-              <m:sty m:val="p"/>
-            </m:rPr>
-            <m:t>=</m:t>
-          </m:r>
-          <m:r>
-            <m:rPr>
-              <m:sty m:val="p"/>
-            </m:rPr>
-            <m:t>±</m:t>
-          </m:r>
-          <m:r>
-            <m:t>l</m:t>
-          </m:r>
-          <m:r>
-            <m:rPr>
-              <m:sty m:val="p"/>
-            </m:rPr>
-            <m:t>,</m:t>
-          </m:r>
-          <m:sSub>
-            <m:e>
-              <m:r>
-                <m:t>m</m:t>
-              </m:r>
-            </m:e>
-            <m:sub>
-              <m:r>
-                <m:t>s</m:t>
-              </m:r>
-            </m:sub>
-          </m:sSub>
-          <m:r>
-            <m:rPr>
-              <m:sty m:val="p"/>
-            </m:rPr>
-            <m:t>=</m:t>
-          </m:r>
-          <m:r>
-            <m:rPr>
-              <m:sty m:val="p"/>
-            </m:rPr>
-            <m:t>+</m:t>
-          </m:r>
-          <m:f>
-            <m:fPr>
-              <m:type m:val="bar"/>
-            </m:fPr>
-            <m:num>
-              <m:r>
-                <m:t>1</m:t>
-              </m:r>
-            </m:num>
-            <m:den>
-              <m:r>
-                <m:t>2</m:t>
-              </m:r>
-            </m:den>
-          </m:f>
-        </m:oMath>
-      </m:oMathPara>
-    </w:p>
-    <w:p>
-      <w:pPr>
-        <w:pStyle w:val="FirstParagraph"/>
-      </w:pPr>
-      <w:r>
-        <w:rPr>
-          <w:rFonts w:hint="eastAsia" w:ascii="Times New Roman" w:hAnsi="Times New Roman" w:eastAsia="FangSong" w:cs="Times New Roman"/>
-        </w:rPr>
-        <w:t>假设洪特规则仍然适用</w:t>
-      </w:r>
-      <w:r>
-        <w:rPr>
-          <w:rFonts w:hint="eastAsia" w:ascii="Times New Roman" w:hAnsi="Times New Roman" w:eastAsia="Times New Roman" w:cs="Times New Roman"/>
-        </w:rPr>
-        <w:t>，</w:t>
-      </w:r>
-      <w:r>
-        <w:rPr>
-          <w:rFonts w:hint="eastAsia" w:ascii="Times New Roman" w:hAnsi="Times New Roman" w:eastAsia="FangSong" w:cs="Times New Roman"/>
-        </w:rPr>
-        <w:t>则</w:t>
-      </w:r>
-    </w:p>
-    <w:p>
-      <w:pPr>
-        <w:pStyle w:val="BodyText"/>
-      </w:pPr>
-      <w:r>
-        <w:rPr>
-          <w:rFonts w:ascii="Times New Roman" w:hAnsi="Times New Roman" w:eastAsia="Times New Roman" w:cs="Times New Roman"/>
-        </w:rPr>
-        <w:t xml:space="preserve">8-1 </w:t>
-      </w:r>
-      <w:r>
-        <w:rPr>
-          <w:rFonts w:hint="eastAsia" w:ascii="Times New Roman" w:hAnsi="Times New Roman" w:eastAsia="FangSong" w:cs="Times New Roman"/>
-        </w:rPr>
-        <w:t>在该星球上前三种惰性气体的原子序数应当是多少</w:t>
-      </w:r>
-      <w:r>
-        <w:rPr>
-          <w:rFonts w:hint="eastAsia" w:ascii="Times New Roman" w:hAnsi="Times New Roman" w:eastAsia="Times New Roman" w:cs="Times New Roman"/>
-        </w:rPr>
-        <w:t>?</w:t>
-      </w:r>
-    </w:p>
-    <w:p>
-      <w:pPr>
-        <w:pStyle w:val="BodyText"/>
-      </w:pPr>
-      <w:r>
-        <w:rPr>
-          <w:rFonts w:ascii="Times New Roman" w:hAnsi="Times New Roman" w:eastAsia="Times New Roman" w:cs="Times New Roman"/>
-        </w:rPr>
-        <w:t xml:space="preserve">8-2 </w:t>
-      </w:r>
-      <w:r>
-        <w:rPr>
-          <w:rFonts w:hint="eastAsia" w:ascii="Times New Roman" w:hAnsi="Times New Roman" w:eastAsia="FangSong" w:cs="Times New Roman"/>
-        </w:rPr>
-        <w:t>前三种卤素的原子序数应当是多少</w:t>
-      </w:r>
-      <w:r>
-        <w:rPr>
-          <w:rFonts w:hint="eastAsia" w:ascii="Times New Roman" w:hAnsi="Times New Roman" w:eastAsia="Times New Roman" w:cs="Times New Roman"/>
-        </w:rPr>
-        <w:t>?</w:t>
-      </w:r>
-    </w:p>
-    <w:p>
-      <w:pPr>
-        <w:spacing w:before="160" w:after="80"/>
-      </w:pPr>
-      <w:r>
-        <w:pict>
-          <v:rect style="width:0;height:1.5pt" o:hralign="center" o:hrstd="t" o:hr="t"/>
-        </w:pict>
-      </w:r>
-    </w:p>
-    <w:bookmarkEnd w:id="15"/>
-    <w:bookmarkStart w:id="16" w:name="第8题"/>
-    <w:p>
-      <w:pPr>
-        <w:pStyle w:val="Heading3"/>
-        <w:spacing w:before="280" w:after="120"/>
-      </w:pPr>
-      <w:r>
-        <w:rPr>
-          <w:rFonts w:hint="eastAsia" w:ascii="Times New Roman" w:hAnsi="Times New Roman" w:eastAsia="SimHei" w:cs="Times New Roman"/>
-        </w:rPr>
-        <w:t>第</w:t>
-      </w:r>
-      <w:r>
-        <w:rPr>
-          <w:rFonts w:hint="eastAsia" w:ascii="Times New Roman" w:hAnsi="Times New Roman" w:eastAsia="Times New Roman" w:cs="Times New Roman"/>
-        </w:rPr>
-        <w:t>8</w:t>
-      </w:r>
-      <w:r>
-        <w:rPr>
-          <w:rFonts w:hint="eastAsia" w:ascii="Times New Roman" w:hAnsi="Times New Roman" w:eastAsia="SimHei" w:cs="Times New Roman"/>
-        </w:rPr>
-        <w:t>题</w:t>
-      </w:r>
-    </w:p>
-    <w:p>
-      <w:pPr>
-        <w:pStyle w:val="FirstParagraph"/>
-      </w:pPr>
-      <w:r>
-        <w:rPr>
-          <w:rFonts w:hint="eastAsia" w:ascii="Times New Roman" w:hAnsi="Times New Roman" w:eastAsia="FangSong" w:cs="Times New Roman"/>
-        </w:rPr>
         <w:t>碳化硅</w:t>
       </w:r>
       <w:r>
@@ -2474,8 +2214,8 @@
         </w:pict>
       </w:r>
     </w:p>
-    <w:bookmarkEnd w:id="16"/>
-    <w:bookmarkStart w:id="17" w:name="第9题"/>
+    <w:bookmarkEnd w:id="15"/>
+    <w:bookmarkStart w:id="16" w:name="第8题"/>
     <w:p>
       <w:pPr>
         <w:pStyle w:val="Heading3"/>
@@ -2491,7 +2231,7 @@
         <w:rPr>
           <w:rFonts w:hint="eastAsia" w:ascii="Times New Roman" w:hAnsi="Times New Roman" w:eastAsia="Times New Roman" w:cs="Times New Roman"/>
         </w:rPr>
-        <w:t>9</w:t>
+        <w:t>8</w:t>
       </w:r>
       <w:r>
         <w:rPr>
@@ -2881,8 +2621,8 @@
         </w:pict>
       </w:r>
     </w:p>
-    <w:bookmarkEnd w:id="17"/>
-    <w:bookmarkStart w:id="21" w:name="第10题"/>
+    <w:bookmarkEnd w:id="16"/>
+    <w:bookmarkStart w:id="20" w:name="第9题"/>
     <w:p>
       <w:pPr>
         <w:pStyle w:val="Heading3"/>
@@ -2898,7 +2638,7 @@
         <w:rPr>
           <w:rFonts w:hint="eastAsia" w:ascii="Times New Roman" w:hAnsi="Times New Roman" w:eastAsia="Times New Roman" w:cs="Times New Roman"/>
         </w:rPr>
-        <w:t>10</w:t>
+        <w:t>9</w:t>
       </w:r>
       <w:r>
         <w:rPr>
@@ -3197,18 +2937,18 @@
           <wp:inline>
             <wp:extent cx="3240000" cy="3055909"/>
             <wp:effectExtent b="0" l="0" r="0" t="0"/>
-            <wp:docPr descr="" title="" id="19" name="Picture"/>
+            <wp:docPr descr="" title="" id="18" name="Picture"/>
             <a:graphic>
               <a:graphicData uri="http://schemas.openxmlformats.org/drawingml/2006/picture">
                 <pic:pic>
                   <pic:nvPicPr>
-                    <pic:cNvPr descr="dfa2a2cefd4392a3c104f05fba99d18808ec817ded20666d721ee6cced524538.jpg" id="20" name="Picture"/>
+                    <pic:cNvPr descr="dfa2a2cefd4392a3c104f05fba99d18808ec817ded20666d721ee6cced524538.jpg" id="19" name="Picture"/>
                     <pic:cNvPicPr>
                       <a:picLocks noChangeArrowheads="1" noChangeAspect="1"/>
                     </pic:cNvPicPr>
                   </pic:nvPicPr>
                   <pic:blipFill>
-                    <a:blip r:embed="rId18"/>
+                    <a:blip r:embed="rId17"/>
                     <a:stretch>
                       <a:fillRect/>
                     </a:stretch>
@@ -3353,8 +3093,8 @@
         </w:pict>
       </w:r>
     </w:p>
-    <w:bookmarkEnd w:id="21"/>
-    <w:bookmarkStart w:id="25" w:name="第11题"/>
+    <w:bookmarkEnd w:id="20"/>
+    <w:bookmarkStart w:id="24" w:name="第10题"/>
     <w:p>
       <w:pPr>
         <w:pStyle w:val="Heading3"/>
@@ -3370,7 +3110,7 @@
         <w:rPr>
           <w:rFonts w:hint="eastAsia" w:ascii="Times New Roman" w:hAnsi="Times New Roman" w:eastAsia="Times New Roman" w:cs="Times New Roman"/>
         </w:rPr>
-        <w:t>11</w:t>
+        <w:t>10</w:t>
       </w:r>
       <w:r>
         <w:rPr>
@@ -3792,18 +3532,18 @@
           <wp:inline>
             <wp:extent cx="3240000" cy="3505714"/>
             <wp:effectExtent b="0" l="0" r="0" t="0"/>
-            <wp:docPr descr="" title="" id="23" name="Picture"/>
+            <wp:docPr descr="" title="" id="22" name="Picture"/>
             <a:graphic>
               <a:graphicData uri="http://schemas.openxmlformats.org/drawingml/2006/picture">
                 <pic:pic>
                   <pic:nvPicPr>
-                    <pic:cNvPr descr="2184829e99c84db91c400a72c65014210eff951dde17477366a192fced28f22f.jpg" id="24" name="Picture"/>
+                    <pic:cNvPr descr="2184829e99c84db91c400a72c65014210eff951dde17477366a192fced28f22f.jpg" id="23" name="Picture"/>
                     <pic:cNvPicPr>
                       <a:picLocks noChangeArrowheads="1" noChangeAspect="1"/>
                     </pic:cNvPicPr>
                   </pic:nvPicPr>
                   <pic:blipFill>
-                    <a:blip r:embed="rId22"/>
+                    <a:blip r:embed="rId21"/>
                     <a:stretch>
                       <a:fillRect/>
                     </a:stretch>
@@ -3858,8 +3598,8 @@
         </w:pict>
       </w:r>
     </w:p>
-    <w:bookmarkEnd w:id="25"/>
-    <w:bookmarkStart w:id="26" w:name="第12题"/>
+    <w:bookmarkEnd w:id="24"/>
+    <w:bookmarkStart w:id="25" w:name="第11题"/>
     <w:p>
       <w:pPr>
         <w:pStyle w:val="Heading3"/>
@@ -3875,7 +3615,7 @@
         <w:rPr>
           <w:rFonts w:hint="eastAsia" w:ascii="Times New Roman" w:hAnsi="Times New Roman" w:eastAsia="Times New Roman" w:cs="Times New Roman"/>
         </w:rPr>
-        <w:t>12</w:t>
+        <w:t>11</w:t>
       </w:r>
       <w:r>
         <w:rPr>
@@ -3886,105 +3626,19 @@
     </w:p>
     <w:p>
       <w:pPr>
-        <w:pStyle w:val="BlockText"/>
-      </w:pPr>
-      <w:r>
-        <w:rPr>
-          <w:rFonts w:hint="eastAsia" w:ascii="Times New Roman" w:hAnsi="Times New Roman" w:eastAsia="FangSong" w:cs="Times New Roman"/>
-          <w:b/>
-          <w:bCs/>
-        </w:rPr>
-        <w:t xml:space="preserve">同题异版</w:t>
-      </w:r>
-      <w:r>
-        <w:rPr>
-          <w:rFonts w:hint="eastAsia" w:ascii="Times New Roman" w:hAnsi="Times New Roman" w:eastAsia="Times New Roman" w:cs="Times New Roman"/>
-        </w:rPr>
-        <w:t>：</w:t>
-      </w:r>
-      <w:r>
-        <w:rPr>
-          <w:rFonts w:hint="eastAsia" w:ascii="Times New Roman" w:hAnsi="Times New Roman" w:eastAsia="FangSong" w:cs="Times New Roman"/>
-        </w:rPr>
-        <w:t>题</w:t>
-      </w:r>
-      <w:r>
-        <w:rPr>
-          <w:rFonts w:hint="eastAsia" w:ascii="Times New Roman" w:hAnsi="Times New Roman" w:eastAsia="Times New Roman" w:cs="Times New Roman"/>
-        </w:rPr>
-        <w:t>-098-</w:t>
-      </w:r>
-      <w:r>
-        <w:rPr>
-          <w:rFonts w:hint="eastAsia" w:ascii="Times New Roman" w:hAnsi="Times New Roman" w:eastAsia="FangSong" w:cs="Times New Roman"/>
-        </w:rPr>
-        <w:t>一分册</w:t>
-      </w:r>
-      <w:r>
-        <w:rPr>
-          <w:rFonts w:hint="eastAsia" w:ascii="Times New Roman" w:hAnsi="Times New Roman" w:eastAsia="Times New Roman" w:cs="Times New Roman"/>
-        </w:rPr>
-        <w:t>-L5</w:t>
-      </w:r>
-      <w:r>
-        <w:rPr>
-          <w:rFonts w:hint="eastAsia" w:ascii="Times New Roman" w:hAnsi="Times New Roman" w:eastAsia="FangSong" w:cs="Times New Roman"/>
-        </w:rPr>
-        <w:t>对例</w:t>
-      </w:r>
-      <w:r>
-        <w:rPr>
-          <w:rFonts w:hint="eastAsia" w:ascii="Times New Roman" w:hAnsi="Times New Roman" w:eastAsia="Times New Roman" w:cs="Times New Roman"/>
-        </w:rPr>
-        <w:t>3-</w:t>
-      </w:r>
-      <w:r>
-        <w:rPr>
-          <w:rFonts w:hint="eastAsia" w:ascii="Times New Roman" w:hAnsi="Times New Roman" w:eastAsia="FangSong" w:cs="Times New Roman"/>
-        </w:rPr>
-        <w:t>双原子分子式量同位素</w:t>
-      </w:r>
-      <w:r>
-        <w:rPr>
-          <w:rFonts w:hint="eastAsia" w:ascii="Times New Roman" w:hAnsi="Times New Roman" w:eastAsia="Times New Roman" w:cs="Times New Roman"/>
-        </w:rPr>
-        <w:t>（</w:t>
-      </w:r>
-      <w:r>
-        <w:rPr>
-          <w:rFonts w:hint="eastAsia" w:ascii="Times New Roman" w:hAnsi="Times New Roman" w:eastAsia="FangSong" w:cs="Times New Roman"/>
-        </w:rPr>
-        <w:t>本讲竞赛对接</w:t>
-      </w:r>
-      <w:r>
-        <w:rPr>
-          <w:rFonts w:ascii="Times New Roman" w:hAnsi="Times New Roman" w:eastAsia="Times New Roman" w:cs="Times New Roman"/>
-        </w:rPr>
-        <w:t xml:space="preserve"> </w:t>
-      </w:r>
-      <w:r>
-        <w:rPr>
-          <w:rFonts w:hint="eastAsia" w:ascii="Times New Roman" w:hAnsi="Times New Roman" w:eastAsia="FangSong" w:cs="Times New Roman"/>
-        </w:rPr>
-        <w:t>例</w:t>
-      </w:r>
-      <w:r>
-        <w:rPr>
-          <w:rFonts w:hint="eastAsia" w:ascii="Times New Roman" w:hAnsi="Times New Roman" w:eastAsia="Times New Roman" w:cs="Times New Roman"/>
-        </w:rPr>
-        <w:t>3</w:t>
-      </w:r>
-      <w:r>
-        <w:rPr>
-          <w:rFonts w:ascii="Times New Roman" w:hAnsi="Times New Roman" w:eastAsia="Times New Roman" w:cs="Times New Roman"/>
-        </w:rPr>
-        <w:t xml:space="preserve"> </w:t>
-      </w:r>
-      <w:r>
-        <w:rPr>
-          <w:rFonts w:hint="eastAsia" w:ascii="Times New Roman" w:hAnsi="Times New Roman" w:eastAsia="FangSong" w:cs="Times New Roman"/>
-        </w:rPr>
-        <w:t>同素材</w:t>
+        <w:pStyle w:val="FirstParagraph"/>
+      </w:pPr>
+      <w:r>
+        <w:rPr>
+          <w:rFonts w:ascii="Times New Roman" w:hAnsi="Times New Roman" w:eastAsia="Times New Roman" w:cs="Times New Roman"/>
+        </w:rPr>
+        <w:t xml:space="preserve">A、B、C </w:t>
+      </w:r>
+      <w:r>
+        <w:rPr>
+          <w:rFonts w:hint="eastAsia" w:ascii="Times New Roman" w:hAnsi="Times New Roman" w:eastAsia="FangSong" w:cs="Times New Roman"/>
+        </w:rPr>
+        <w:t>三种元素</w:t>
       </w:r>
       <w:r>
         <w:rPr>
@@ -3996,133 +3650,44 @@
         <w:rPr>
           <w:rFonts w:hint="eastAsia" w:ascii="Times New Roman" w:hAnsi="Times New Roman" w:eastAsia="FangSong" w:cs="Times New Roman"/>
         </w:rPr>
-        <w:t>两版互证</w:t>
-      </w:r>
-      <w:r>
-        <w:rPr>
-          <w:rFonts w:hint="eastAsia" w:ascii="Times New Roman" w:hAnsi="Times New Roman" w:eastAsia="Times New Roman" w:cs="Times New Roman"/>
-        </w:rPr>
-        <w:t>）</w:t>
-      </w:r>
-    </w:p>
-    <w:p>
-      <w:pPr>
-        <w:pStyle w:val="FirstParagraph"/>
-      </w:pPr>
-      <w:r>
-        <w:rPr>
-          <w:rFonts w:ascii="Times New Roman" w:hAnsi="Times New Roman" w:eastAsia="Times New Roman" w:cs="Times New Roman"/>
-          <w:b/>
-          <w:bCs/>
-        </w:rPr>
-        <w:t xml:space="preserve">·</w:t>
-      </w:r>
-      <w:r>
-        <w:rPr>
-          <w:rFonts w:ascii="Times New Roman" w:hAnsi="Times New Roman" w:eastAsia="Times New Roman" w:cs="Times New Roman"/>
-        </w:rPr>
-        <w:t xml:space="preserve"> </w:t>
-      </w:r>
-      <w:r>
-        <w:rPr>
-          <w:rFonts w:hint="eastAsia" w:ascii="Times New Roman" w:hAnsi="Times New Roman" w:eastAsia="FangSong" w:cs="Times New Roman"/>
-        </w:rPr>
-        <w:t xml:space="preserve">题目</w:t>
-      </w:r>
-    </w:p>
-    <w:p>
-      <w:pPr>
-        <w:pStyle w:val="BodyText"/>
-      </w:pPr>
-      <w:r>
-        <w:rPr>
-          <w:rFonts w:hint="eastAsia" w:ascii="Times New Roman" w:hAnsi="Times New Roman" w:eastAsia="FangSong" w:cs="Times New Roman"/>
-        </w:rPr>
-        <w:t>某元素构成的双原子单质分子有三种</w:t>
-      </w:r>
-      <w:r>
-        <w:rPr>
-          <w:rFonts w:hint="eastAsia" w:ascii="Times New Roman" w:hAnsi="Times New Roman" w:eastAsia="Times New Roman" w:cs="Times New Roman"/>
-        </w:rPr>
-        <w:t>，</w:t>
-      </w:r>
-      <w:r>
-        <w:rPr>
-          <w:rFonts w:hint="eastAsia" w:ascii="Times New Roman" w:hAnsi="Times New Roman" w:eastAsia="FangSong" w:cs="Times New Roman"/>
-        </w:rPr>
-        <w:t>其式量分别是</w:t>
-      </w:r>
-      <w:r>
-        <w:rPr>
-          <w:rFonts w:ascii="Times New Roman" w:hAnsi="Times New Roman" w:eastAsia="Times New Roman" w:cs="Times New Roman"/>
-        </w:rPr>
-        <w:t xml:space="preserve"> 158、160 </w:t>
-      </w:r>
-      <w:r>
-        <w:rPr>
-          <w:rFonts w:hint="eastAsia" w:ascii="Times New Roman" w:hAnsi="Times New Roman" w:eastAsia="FangSong" w:cs="Times New Roman"/>
-        </w:rPr>
-        <w:t xml:space="preserve">和</w:t>
-      </w:r>
-      <w:r>
-        <w:rPr>
-          <w:rFonts w:ascii="Times New Roman" w:hAnsi="Times New Roman" w:eastAsia="Times New Roman" w:cs="Times New Roman"/>
-        </w:rPr>
-        <w:t xml:space="preserve"> </w:t>
-      </w:r>
-      <w:r>
-        <w:rPr>
-          <w:rFonts w:hint="eastAsia" w:ascii="Times New Roman" w:hAnsi="Times New Roman" w:eastAsia="Times New Roman" w:cs="Times New Roman"/>
-        </w:rPr>
-        <w:t>162。</w:t>
-      </w:r>
-      <w:r>
-        <w:rPr>
-          <w:rFonts w:hint="eastAsia" w:ascii="Times New Roman" w:hAnsi="Times New Roman" w:eastAsia="FangSong" w:cs="Times New Roman"/>
-        </w:rPr>
-        <w:t>在天然单质中</w:t>
-      </w:r>
-      <w:r>
-        <w:rPr>
-          <w:rFonts w:hint="eastAsia" w:ascii="Times New Roman" w:hAnsi="Times New Roman" w:eastAsia="Times New Roman" w:cs="Times New Roman"/>
-        </w:rPr>
-        <w:t>，</w:t>
-      </w:r>
-      <w:r>
-        <w:rPr>
-          <w:rFonts w:hint="eastAsia" w:ascii="Times New Roman" w:hAnsi="Times New Roman" w:eastAsia="FangSong" w:cs="Times New Roman"/>
-        </w:rPr>
-        <w:t>此三种单质的物质的量之比为</w:t>
-      </w:r>
-      <w:r>
-        <w:rPr>
-          <w:rFonts w:ascii="Times New Roman" w:hAnsi="Times New Roman" w:eastAsia="Times New Roman" w:cs="Times New Roman"/>
-        </w:rPr>
-        <w:t xml:space="preserve"> </w:t>
-      </w:r>
-      <m:oMath>
-        <m:r>
-          <m:t>1</m:t>
-        </m:r>
-        <m:r>
-          <m:rPr>
-            <m:sty m:val="p"/>
-          </m:rPr>
-          <m:t>:</m:t>
-        </m:r>
-        <m:r>
-          <m:t>2</m:t>
-        </m:r>
-        <m:r>
-          <m:rPr>
-            <m:sty m:val="p"/>
-          </m:rPr>
-          <m:t>:</m:t>
-        </m:r>
-        <m:r>
-          <m:t>1</m:t>
-        </m:r>
-      </m:oMath>
+        <w:t>其中有一种金属元素</w:t>
+      </w:r>
+      <w:r>
+        <w:rPr>
+          <w:rFonts w:hint="eastAsia" w:ascii="Times New Roman" w:hAnsi="Times New Roman" w:eastAsia="Times New Roman" w:cs="Times New Roman"/>
+        </w:rPr>
+        <w:t>。A、B</w:t>
+      </w:r>
+      <w:r>
+        <w:rPr>
+          <w:rFonts w:ascii="Times New Roman" w:hAnsi="Times New Roman" w:eastAsia="Times New Roman" w:cs="Times New Roman"/>
+        </w:rPr>
+        <w:t xml:space="preserve"> </w:t>
+      </w:r>
+      <w:r>
+        <w:rPr>
+          <w:rFonts w:hint="eastAsia" w:ascii="Times New Roman" w:hAnsi="Times New Roman" w:eastAsia="FangSong" w:cs="Times New Roman"/>
+        </w:rPr>
+        <w:t>原子的电子层数相同</w:t>
+      </w:r>
+      <w:r>
+        <w:rPr>
+          <w:rFonts w:hint="eastAsia" w:ascii="Times New Roman" w:hAnsi="Times New Roman" w:eastAsia="Times New Roman" w:cs="Times New Roman"/>
+        </w:rPr>
+        <w:t>。B、C</w:t>
+      </w:r>
+      <w:r>
+        <w:rPr>
+          <w:rFonts w:ascii="Times New Roman" w:hAnsi="Times New Roman" w:eastAsia="Times New Roman" w:cs="Times New Roman"/>
+        </w:rPr>
+        <w:t xml:space="preserve"> </w:t>
+      </w:r>
+      <w:r>
+        <w:rPr>
+          <w:rFonts w:hint="eastAsia" w:ascii="Times New Roman" w:hAnsi="Times New Roman" w:eastAsia="FangSong" w:cs="Times New Roman"/>
+        </w:rPr>
+        <w:t>原子的最外层电子数相同</w:t>
+      </w:r>
       <w:r>
         <w:rPr>
           <w:rFonts w:hint="eastAsia" w:ascii="Times New Roman" w:hAnsi="Times New Roman" w:eastAsia="Times New Roman" w:cs="Times New Roman"/>
@@ -4133,123 +3698,49 @@
         <w:rPr>
           <w:rFonts w:hint="eastAsia" w:ascii="Times New Roman" w:hAnsi="Times New Roman" w:eastAsia="FangSong" w:cs="Times New Roman"/>
         </w:rPr>
-        <w:t>由此推断以下结论正确的是</w:t>
-      </w:r>
-      <w:r>
-        <w:rPr>
-          <w:rFonts w:hint="eastAsia" w:ascii="Times New Roman" w:hAnsi="Times New Roman" w:eastAsia="Times New Roman" w:cs="Times New Roman"/>
-        </w:rPr>
-        <w:t>（</w:t>
-      </w:r>
-      <w:r>
-        <w:rPr>
-          <w:rFonts w:ascii="Times New Roman" w:hAnsi="Times New Roman" w:eastAsia="Times New Roman" w:cs="Times New Roman"/>
-        </w:rPr>
-        <w:t xml:space="preserve">　</w:t>
-      </w:r>
-      <w:r>
-        <w:rPr>
-          <w:rFonts w:hint="eastAsia" w:ascii="Times New Roman" w:hAnsi="Times New Roman" w:eastAsia="Times New Roman" w:cs="Times New Roman"/>
-        </w:rPr>
-        <w:t xml:space="preserve">）</w:t>
-      </w:r>
-    </w:p>
-    <w:p>
-      <w:pPr>
-        <w:pStyle w:val="BodyText"/>
-      </w:pPr>
-      <w:r>
-        <w:rPr>
-          <w:rFonts w:ascii="Times New Roman" w:hAnsi="Times New Roman" w:eastAsia="Times New Roman" w:cs="Times New Roman"/>
-        </w:rPr>
-        <w:t xml:space="preserve">A. </w:t>
-      </w:r>
-      <w:r>
-        <w:rPr>
-          <w:rFonts w:hint="eastAsia" w:ascii="Times New Roman" w:hAnsi="Times New Roman" w:eastAsia="FangSong" w:cs="Times New Roman"/>
-        </w:rPr>
-        <w:t xml:space="preserve">此元素有三种同位素</w:t>
-      </w:r>
-    </w:p>
-    <w:p>
-      <w:pPr>
-        <w:pStyle w:val="BodyText"/>
-      </w:pPr>
-      <w:r>
-        <w:rPr>
-          <w:rFonts w:ascii="Times New Roman" w:hAnsi="Times New Roman" w:eastAsia="Times New Roman" w:cs="Times New Roman"/>
-        </w:rPr>
-        <w:t xml:space="preserve">B. </w:t>
-      </w:r>
-      <w:r>
-        <w:rPr>
-          <w:rFonts w:hint="eastAsia" w:ascii="Times New Roman" w:hAnsi="Times New Roman" w:eastAsia="FangSong" w:cs="Times New Roman"/>
-        </w:rPr>
-        <w:t xml:space="preserve">其中一种同位素质量数为</w:t>
-      </w:r>
-      <w:r>
-        <w:rPr>
-          <w:rFonts w:ascii="Times New Roman" w:hAnsi="Times New Roman" w:eastAsia="Times New Roman" w:cs="Times New Roman"/>
-        </w:rPr>
-        <w:t xml:space="preserve"> 80</w:t>
-      </w:r>
-    </w:p>
-    <w:p>
-      <w:pPr>
-        <w:pStyle w:val="BodyText"/>
-      </w:pPr>
-      <w:r>
-        <w:rPr>
-          <w:rFonts w:ascii="Times New Roman" w:hAnsi="Times New Roman" w:eastAsia="Times New Roman" w:cs="Times New Roman"/>
-        </w:rPr>
-        <w:t xml:space="preserve">C. </w:t>
-      </w:r>
-      <w:r>
-        <w:rPr>
-          <w:rFonts w:hint="eastAsia" w:ascii="Times New Roman" w:hAnsi="Times New Roman" w:eastAsia="FangSong" w:cs="Times New Roman"/>
-        </w:rPr>
-        <w:t xml:space="preserve">其中质量数为</w:t>
-      </w:r>
-      <w:r>
-        <w:rPr>
-          <w:rFonts w:ascii="Times New Roman" w:hAnsi="Times New Roman" w:eastAsia="Times New Roman" w:cs="Times New Roman"/>
-        </w:rPr>
-        <w:t xml:space="preserve"> 79 </w:t>
-      </w:r>
-      <w:r>
-        <w:rPr>
-          <w:rFonts w:hint="eastAsia" w:ascii="Times New Roman" w:hAnsi="Times New Roman" w:eastAsia="FangSong" w:cs="Times New Roman"/>
-        </w:rPr>
-        <w:t xml:space="preserve">的同位素原子占总数的</w:t>
-      </w:r>
-      <w:r>
-        <w:rPr>
-          <w:rFonts w:ascii="Times New Roman" w:hAnsi="Times New Roman" w:eastAsia="Times New Roman" w:cs="Times New Roman"/>
-        </w:rPr>
-        <w:t xml:space="preserve"> 1/2</w:t>
-      </w:r>
-    </w:p>
-    <w:p>
-      <w:pPr>
-        <w:pStyle w:val="BodyText"/>
-      </w:pPr>
-      <w:r>
-        <w:rPr>
-          <w:rFonts w:ascii="Times New Roman" w:hAnsi="Times New Roman" w:eastAsia="Times New Roman" w:cs="Times New Roman"/>
-        </w:rPr>
-        <w:t xml:space="preserve">D. </w:t>
-      </w:r>
-      <w:r>
-        <w:rPr>
-          <w:rFonts w:hint="eastAsia" w:ascii="Times New Roman" w:hAnsi="Times New Roman" w:eastAsia="FangSong" w:cs="Times New Roman"/>
-        </w:rPr>
-        <w:t xml:space="preserve">此元素的单质的平均式量为</w:t>
-      </w:r>
-      <w:r>
-        <w:rPr>
-          <w:rFonts w:ascii="Times New Roman" w:hAnsi="Times New Roman" w:eastAsia="Times New Roman" w:cs="Times New Roman"/>
-        </w:rPr>
-        <w:t xml:space="preserve"> 160</w:t>
+        <w:t>又知这三种元素原子的最外层电子数之和为</w:t>
+      </w:r>
+      <w:r>
+        <w:rPr>
+          <w:rFonts w:ascii="Times New Roman" w:hAnsi="Times New Roman" w:eastAsia="Times New Roman" w:cs="Times New Roman"/>
+        </w:rPr>
+        <w:t xml:space="preserve"> </w:t>
+      </w:r>
+      <w:r>
+        <w:rPr>
+          <w:rFonts w:hint="eastAsia" w:ascii="Times New Roman" w:hAnsi="Times New Roman" w:eastAsia="Times New Roman" w:cs="Times New Roman"/>
+        </w:rPr>
+        <w:t>17。</w:t>
+      </w:r>
+      <w:r>
+        <w:rPr>
+          <w:rFonts w:hint="eastAsia" w:ascii="Times New Roman" w:hAnsi="Times New Roman" w:eastAsia="FangSong" w:cs="Times New Roman"/>
+        </w:rPr>
+        <w:t>原子核中的质子数之和为</w:t>
+      </w:r>
+      <w:r>
+        <w:rPr>
+          <w:rFonts w:ascii="Times New Roman" w:hAnsi="Times New Roman" w:eastAsia="Times New Roman" w:cs="Times New Roman"/>
+        </w:rPr>
+        <w:t xml:space="preserve"> </w:t>
+      </w:r>
+      <w:r>
+        <w:rPr>
+          <w:rFonts w:hint="eastAsia" w:ascii="Times New Roman" w:hAnsi="Times New Roman" w:eastAsia="Times New Roman" w:cs="Times New Roman"/>
+        </w:rPr>
+        <w:t>31。</w:t>
+      </w:r>
+      <w:r>
+        <w:rPr>
+          <w:rFonts w:hint="eastAsia" w:ascii="Times New Roman" w:hAnsi="Times New Roman" w:eastAsia="FangSong" w:cs="Times New Roman"/>
+        </w:rPr>
+        <w:t>试通过计算确定这三种元素的名称</w:t>
+      </w:r>
+      <w:r>
+        <w:rPr>
+          <w:rFonts w:hint="eastAsia" w:ascii="Times New Roman" w:hAnsi="Times New Roman" w:eastAsia="Times New Roman" w:cs="Times New Roman"/>
+        </w:rPr>
+        <w:t>。</w:t>
       </w:r>
     </w:p>
     <w:p>
@@ -4352,7 +3843,7 @@
               <w:rPr>
                 <w:rFonts w:hint="eastAsia" w:ascii="Times New Roman" w:hAnsi="Times New Roman" w:eastAsia="FangSong" w:cs="Times New Roman"/>
               </w:rPr>
-              <w:t>同位素组合</w:t>
+              <w:t>电子层数</w:t>
             </w:r>
             <w:r>
               <w:rPr>
@@ -4364,7 +3855,7 @@
               <w:rPr>
                 <w:rFonts w:hint="eastAsia" w:ascii="Times New Roman" w:hAnsi="Times New Roman" w:eastAsia="FangSong" w:cs="Times New Roman"/>
               </w:rPr>
-              <w:t>质量数与式量的区分</w:t>
+              <w:t>最外层电子数与质子数关系</w:t>
             </w:r>
           </w:p>
         </w:tc>
@@ -4396,7 +3887,69 @@
               <w:rPr>
                 <w:rFonts w:hint="eastAsia" w:ascii="Times New Roman" w:hAnsi="Times New Roman" w:eastAsia="FangSong" w:cs="Times New Roman"/>
               </w:rPr>
-              <w:t xml:space="preserve">天然丰度与平均式量</w:t>
+              <w:t>金属</w:t>
+            </w:r>
+            <w:r>
+              <w:rPr>
+                <w:rFonts w:hint="eastAsia" w:ascii="Times New Roman" w:hAnsi="Times New Roman" w:eastAsia="Times New Roman" w:cs="Times New Roman"/>
+              </w:rPr>
+              <w:t>/</w:t>
+            </w:r>
+            <w:r>
+              <w:rPr>
+                <w:rFonts w:hint="eastAsia" w:ascii="Times New Roman" w:hAnsi="Times New Roman" w:eastAsia="FangSong" w:cs="Times New Roman"/>
+              </w:rPr>
+              <w:t>非金属元素在周期表中的位置</w:t>
+            </w:r>
+          </w:p>
+        </w:tc>
+      </w:tr>
+      <w:tr>
+        <w:tc>
+          <w:tcPr/>
+          <w:p>
+            <w:pPr>
+              <w:pStyle w:val="Compact"/>
+              <w:jc w:val="center"/>
+            </w:pPr>
+            <w:r>
+              <w:rPr>
+                <w:rFonts w:hint="eastAsia" w:ascii="Times New Roman" w:hAnsi="Times New Roman" w:eastAsia="FangSong" w:cs="Times New Roman"/>
+              </w:rPr>
+              <w:t xml:space="preserve">稀有气体</w:t>
+            </w:r>
+          </w:p>
+        </w:tc>
+        <w:tc>
+          <w:tcPr/>
+          <w:p>
+            <w:pPr>
+              <w:pStyle w:val="Compact"/>
+              <w:jc w:val="center"/>
+            </w:pPr>
+            <w:r>
+              <w:rPr>
+                <w:rFonts w:ascii="Times New Roman" w:hAnsi="Times New Roman" w:eastAsia="Times New Roman" w:cs="Times New Roman"/>
+              </w:rPr>
+              <w:t xml:space="preserve">Ne、Ar </w:t>
+            </w:r>
+            <w:r>
+              <w:rPr>
+                <w:rFonts w:hint="eastAsia" w:ascii="Times New Roman" w:hAnsi="Times New Roman" w:eastAsia="FangSong" w:cs="Times New Roman"/>
+              </w:rPr>
+              <w:t xml:space="preserve">最外层</w:t>
+            </w:r>
+            <w:r>
+              <w:rPr>
+                <w:rFonts w:ascii="Times New Roman" w:hAnsi="Times New Roman" w:eastAsia="Times New Roman" w:cs="Times New Roman"/>
+              </w:rPr>
+              <w:t xml:space="preserve"> 8 </w:t>
+            </w:r>
+            <w:r>
+              <w:rPr>
+                <w:rFonts w:hint="eastAsia" w:ascii="Times New Roman" w:hAnsi="Times New Roman" w:eastAsia="FangSong" w:cs="Times New Roman"/>
+              </w:rPr>
+              <w:t xml:space="preserve">电子结构</w:t>
             </w:r>
           </w:p>
         </w:tc>
@@ -4412,6 +3965,584 @@
         </w:pict>
       </w:r>
     </w:p>
+    <w:bookmarkEnd w:id="25"/>
+    <w:bookmarkStart w:id="26" w:name="第12题"/>
+    <w:p>
+      <w:pPr>
+        <w:pStyle w:val="Heading3"/>
+        <w:spacing w:before="280" w:after="120"/>
+      </w:pPr>
+      <w:r>
+        <w:rPr>
+          <w:rFonts w:hint="eastAsia" w:ascii="Times New Roman" w:hAnsi="Times New Roman" w:eastAsia="SimHei" w:cs="Times New Roman"/>
+        </w:rPr>
+        <w:t>第</w:t>
+      </w:r>
+      <w:r>
+        <w:rPr>
+          <w:rFonts w:hint="eastAsia" w:ascii="Times New Roman" w:hAnsi="Times New Roman" w:eastAsia="Times New Roman" w:cs="Times New Roman"/>
+        </w:rPr>
+        <w:t>12</w:t>
+      </w:r>
+      <w:r>
+        <w:rPr>
+          <w:rFonts w:hint="eastAsia" w:ascii="Times New Roman" w:hAnsi="Times New Roman" w:eastAsia="SimHei" w:cs="Times New Roman"/>
+        </w:rPr>
+        <w:t>题</w:t>
+      </w:r>
+    </w:p>
+    <w:p>
+      <w:pPr>
+        <w:pStyle w:val="BlockText"/>
+      </w:pPr>
+      <w:r>
+        <w:rPr>
+          <w:rFonts w:hint="eastAsia" w:ascii="Times New Roman" w:hAnsi="Times New Roman" w:eastAsia="FangSong" w:cs="Times New Roman"/>
+          <w:b/>
+          <w:bCs/>
+        </w:rPr>
+        <w:t xml:space="preserve">同母题变体</w:t>
+      </w:r>
+      <w:r>
+        <w:rPr>
+          <w:rFonts w:hint="eastAsia" w:ascii="Times New Roman" w:hAnsi="Times New Roman" w:eastAsia="Times New Roman" w:cs="Times New Roman"/>
+        </w:rPr>
+        <w:t>：</w:t>
+      </w:r>
+      <w:r>
+        <w:rPr>
+          <w:rFonts w:hint="eastAsia" w:ascii="Times New Roman" w:hAnsi="Times New Roman" w:eastAsia="FangSong" w:cs="Times New Roman"/>
+        </w:rPr>
+        <w:t>本讲实战演练</w:t>
+      </w:r>
+      <w:r>
+        <w:rPr>
+          <w:rFonts w:ascii="Times New Roman" w:hAnsi="Times New Roman" w:eastAsia="Times New Roman" w:cs="Times New Roman"/>
+        </w:rPr>
+        <w:t xml:space="preserve"> </w:t>
+      </w:r>
+      <w:r>
+        <w:rPr>
+          <w:rFonts w:hint="eastAsia" w:ascii="Times New Roman" w:hAnsi="Times New Roman" w:eastAsia="Times New Roman" w:cs="Times New Roman"/>
+        </w:rPr>
+        <w:t xml:space="preserve">1（1996</w:t>
+      </w:r>
+      <w:r>
+        <w:rPr>
+          <w:rFonts w:ascii="Times New Roman" w:hAnsi="Times New Roman" w:eastAsia="Times New Roman" w:cs="Times New Roman"/>
+        </w:rPr>
+        <w:t xml:space="preserve"> </w:t>
+      </w:r>
+      <w:r>
+        <w:rPr>
+          <w:rFonts w:hint="eastAsia" w:ascii="Times New Roman" w:hAnsi="Times New Roman" w:eastAsia="FangSong" w:cs="Times New Roman"/>
+        </w:rPr>
+        <w:t>陕西</w:t>
+      </w:r>
+      <w:r>
+        <w:rPr>
+          <w:rFonts w:hint="eastAsia" w:ascii="Times New Roman" w:hAnsi="Times New Roman" w:eastAsia="Times New Roman" w:cs="Times New Roman"/>
+        </w:rPr>
+        <w:t>，1:2:1</w:t>
+      </w:r>
+      <w:r>
+        <w:rPr>
+          <w:rFonts w:ascii="Times New Roman" w:hAnsi="Times New Roman" w:eastAsia="Times New Roman" w:cs="Times New Roman"/>
+        </w:rPr>
+        <w:t xml:space="preserve"> </w:t>
+      </w:r>
+      <w:r>
+        <w:rPr>
+          <w:rFonts w:hint="eastAsia" w:ascii="Times New Roman" w:hAnsi="Times New Roman" w:eastAsia="FangSong" w:cs="Times New Roman"/>
+        </w:rPr>
+        <w:t>版</w:t>
+      </w:r>
+      <w:r>
+        <w:rPr>
+          <w:rFonts w:hint="eastAsia" w:ascii="Times New Roman" w:hAnsi="Times New Roman" w:eastAsia="Times New Roman" w:cs="Times New Roman"/>
+        </w:rPr>
+        <w:t>，</w:t>
+      </w:r>
+      <w:r>
+        <w:rPr>
+          <w:rFonts w:hint="eastAsia" w:ascii="Times New Roman" w:hAnsi="Times New Roman" w:eastAsia="FangSong" w:cs="Times New Roman"/>
+        </w:rPr>
+        <w:t>互见</w:t>
+      </w:r>
+      <w:r>
+        <w:rPr>
+          <w:rFonts w:ascii="Times New Roman" w:hAnsi="Times New Roman" w:eastAsia="Times New Roman" w:cs="Times New Roman"/>
+        </w:rPr>
+        <w:t xml:space="preserve"> </w:t>
+      </w:r>
+      <w:r>
+        <w:rPr>
+          <w:rFonts w:hint="eastAsia" w:ascii="Times New Roman" w:hAnsi="Times New Roman" w:eastAsia="FangSong" w:cs="Times New Roman"/>
+        </w:rPr>
+        <w:t>题</w:t>
+      </w:r>
+      <w:r>
+        <w:rPr>
+          <w:rFonts w:hint="eastAsia" w:ascii="Times New Roman" w:hAnsi="Times New Roman" w:eastAsia="Times New Roman" w:cs="Times New Roman"/>
+        </w:rPr>
+        <w:t>-103-</w:t>
+      </w:r>
+      <w:r>
+        <w:rPr>
+          <w:rFonts w:hint="eastAsia" w:ascii="Times New Roman" w:hAnsi="Times New Roman" w:eastAsia="FangSong" w:cs="Times New Roman"/>
+        </w:rPr>
+        <w:t>一分册</w:t>
+      </w:r>
+      <w:r>
+        <w:rPr>
+          <w:rFonts w:hint="eastAsia" w:ascii="Times New Roman" w:hAnsi="Times New Roman" w:eastAsia="Times New Roman" w:cs="Times New Roman"/>
+        </w:rPr>
+        <w:t>-L5</w:t>
+      </w:r>
+      <w:r>
+        <w:rPr>
+          <w:rFonts w:hint="eastAsia" w:ascii="Times New Roman" w:hAnsi="Times New Roman" w:eastAsia="FangSong" w:cs="Times New Roman"/>
+        </w:rPr>
+        <w:t>实</w:t>
+      </w:r>
+      <w:r>
+        <w:rPr>
+          <w:rFonts w:hint="eastAsia" w:ascii="Times New Roman" w:hAnsi="Times New Roman" w:eastAsia="Times New Roman" w:cs="Times New Roman"/>
+        </w:rPr>
+        <w:t>1-</w:t>
+      </w:r>
+      <w:r>
+        <w:rPr>
+          <w:rFonts w:hint="eastAsia" w:ascii="Times New Roman" w:hAnsi="Times New Roman" w:eastAsia="FangSong" w:cs="Times New Roman"/>
+        </w:rPr>
+        <w:t>双原子分子式量变体</w:t>
+      </w:r>
+      <w:r>
+        <w:rPr>
+          <w:rFonts w:hint="eastAsia" w:ascii="Times New Roman" w:hAnsi="Times New Roman" w:eastAsia="Times New Roman" w:cs="Times New Roman"/>
+        </w:rPr>
+        <w:t>）</w:t>
+      </w:r>
+    </w:p>
+    <w:p>
+      <w:pPr>
+        <w:pStyle w:val="FirstParagraph"/>
+      </w:pPr>
+      <w:r>
+        <w:rPr>
+          <w:rFonts w:ascii="Times New Roman" w:hAnsi="Times New Roman" w:eastAsia="Times New Roman" w:cs="Times New Roman"/>
+          <w:b/>
+          <w:bCs/>
+        </w:rPr>
+        <w:t xml:space="preserve">·</w:t>
+      </w:r>
+      <w:r>
+        <w:rPr>
+          <w:rFonts w:ascii="Times New Roman" w:hAnsi="Times New Roman" w:eastAsia="Times New Roman" w:cs="Times New Roman"/>
+        </w:rPr>
+        <w:t xml:space="preserve"> </w:t>
+      </w:r>
+      <w:r>
+        <w:rPr>
+          <w:rFonts w:hint="eastAsia" w:ascii="Times New Roman" w:hAnsi="Times New Roman" w:eastAsia="FangSong" w:cs="Times New Roman"/>
+        </w:rPr>
+        <w:t xml:space="preserve">题目</w:t>
+      </w:r>
+    </w:p>
+    <w:p>
+      <w:pPr>
+        <w:pStyle w:val="BodyText"/>
+      </w:pPr>
+      <w:r>
+        <w:rPr>
+          <w:rFonts w:hint="eastAsia" w:ascii="Times New Roman" w:hAnsi="Times New Roman" w:eastAsia="FangSong" w:cs="Times New Roman"/>
+        </w:rPr>
+        <w:t>某元素构成的双原子单质分子有三种</w:t>
+      </w:r>
+      <w:r>
+        <w:rPr>
+          <w:rFonts w:hint="eastAsia" w:ascii="Times New Roman" w:hAnsi="Times New Roman" w:eastAsia="Times New Roman" w:cs="Times New Roman"/>
+        </w:rPr>
+        <w:t>，</w:t>
+      </w:r>
+      <w:r>
+        <w:rPr>
+          <w:rFonts w:hint="eastAsia" w:ascii="Times New Roman" w:hAnsi="Times New Roman" w:eastAsia="FangSong" w:cs="Times New Roman"/>
+        </w:rPr>
+        <w:t>其式量分别是</w:t>
+      </w:r>
+      <w:r>
+        <w:rPr>
+          <w:rFonts w:ascii="Times New Roman" w:hAnsi="Times New Roman" w:eastAsia="Times New Roman" w:cs="Times New Roman"/>
+        </w:rPr>
+        <w:t xml:space="preserve"> 158、160 </w:t>
+      </w:r>
+      <w:r>
+        <w:rPr>
+          <w:rFonts w:hint="eastAsia" w:ascii="Times New Roman" w:hAnsi="Times New Roman" w:eastAsia="FangSong" w:cs="Times New Roman"/>
+        </w:rPr>
+        <w:t xml:space="preserve">和</w:t>
+      </w:r>
+      <w:r>
+        <w:rPr>
+          <w:rFonts w:ascii="Times New Roman" w:hAnsi="Times New Roman" w:eastAsia="Times New Roman" w:cs="Times New Roman"/>
+        </w:rPr>
+        <w:t xml:space="preserve"> </w:t>
+      </w:r>
+      <w:r>
+        <w:rPr>
+          <w:rFonts w:hint="eastAsia" w:ascii="Times New Roman" w:hAnsi="Times New Roman" w:eastAsia="Times New Roman" w:cs="Times New Roman"/>
+        </w:rPr>
+        <w:t>162。</w:t>
+      </w:r>
+      <w:r>
+        <w:rPr>
+          <w:rFonts w:hint="eastAsia" w:ascii="Times New Roman" w:hAnsi="Times New Roman" w:eastAsia="FangSong" w:cs="Times New Roman"/>
+        </w:rPr>
+        <w:t>在天然单质中</w:t>
+      </w:r>
+      <w:r>
+        <w:rPr>
+          <w:rFonts w:hint="eastAsia" w:ascii="Times New Roman" w:hAnsi="Times New Roman" w:eastAsia="Times New Roman" w:cs="Times New Roman"/>
+        </w:rPr>
+        <w:t>，</w:t>
+      </w:r>
+      <w:r>
+        <w:rPr>
+          <w:rFonts w:hint="eastAsia" w:ascii="Times New Roman" w:hAnsi="Times New Roman" w:eastAsia="FangSong" w:cs="Times New Roman"/>
+        </w:rPr>
+        <w:t>此三种单质的物质的量之比为</w:t>
+      </w:r>
+      <w:r>
+        <w:rPr>
+          <w:rFonts w:ascii="Times New Roman" w:hAnsi="Times New Roman" w:eastAsia="Times New Roman" w:cs="Times New Roman"/>
+        </w:rPr>
+        <w:t xml:space="preserve"> </w:t>
+      </w:r>
+      <w:r>
+        <w:rPr>
+          <w:rFonts w:hint="eastAsia" w:ascii="Times New Roman" w:hAnsi="Times New Roman" w:eastAsia="Times New Roman" w:cs="Times New Roman"/>
+        </w:rPr>
+        <w:t>1:1:1。</w:t>
+      </w:r>
+      <w:r>
+        <w:rPr>
+          <w:rFonts w:hint="eastAsia" w:ascii="Times New Roman" w:hAnsi="Times New Roman" w:eastAsia="FangSong" w:cs="Times New Roman"/>
+        </w:rPr>
+        <w:t>由此推断以下结论正确的是</w:t>
+      </w:r>
+      <w:r>
+        <w:rPr>
+          <w:rFonts w:hint="eastAsia" w:ascii="Times New Roman" w:hAnsi="Times New Roman" w:eastAsia="Times New Roman" w:cs="Times New Roman"/>
+        </w:rPr>
+        <w:t>(</w:t>
+      </w:r>
+      <w:r>
+        <w:rPr>
+          <w:rFonts w:ascii="Times New Roman" w:hAnsi="Times New Roman" w:eastAsia="Times New Roman" w:cs="Times New Roman"/>
+        </w:rPr>
+        <w:t xml:space="preserve">　)。</w:t>
+      </w:r>
+      <w:r>
+        <w:rPr>
+          <w:rFonts w:ascii="Times New Roman" w:hAnsi="Times New Roman" w:eastAsia="Times New Roman" w:cs="Times New Roman"/>
+        </w:rPr>
+        <w:t xml:space="preserve"> </w:t>
+      </w:r>
+      <w:r>
+        <w:rPr>
+          <w:rFonts w:ascii="Times New Roman" w:hAnsi="Times New Roman" w:eastAsia="Times New Roman" w:cs="Times New Roman"/>
+        </w:rPr>
+        <w:t xml:space="preserve">A. </w:t>
+      </w:r>
+      <w:r>
+        <w:rPr>
+          <w:rFonts w:hint="eastAsia" w:ascii="Times New Roman" w:hAnsi="Times New Roman" w:eastAsia="FangSong" w:cs="Times New Roman"/>
+        </w:rPr>
+        <w:t xml:space="preserve">此元素有三种同位素</w:t>
+      </w:r>
+      <w:r>
+        <w:rPr>
+          <w:rFonts w:ascii="Times New Roman" w:hAnsi="Times New Roman" w:eastAsia="Times New Roman" w:cs="Times New Roman"/>
+        </w:rPr>
+        <w:t xml:space="preserve"> </w:t>
+      </w:r>
+      <w:r>
+        <w:rPr>
+          <w:rFonts w:ascii="Times New Roman" w:hAnsi="Times New Roman" w:eastAsia="Times New Roman" w:cs="Times New Roman"/>
+        </w:rPr>
+        <w:t xml:space="preserve">B. </w:t>
+      </w:r>
+      <w:r>
+        <w:rPr>
+          <w:rFonts w:hint="eastAsia" w:ascii="Times New Roman" w:hAnsi="Times New Roman" w:eastAsia="FangSong" w:cs="Times New Roman"/>
+        </w:rPr>
+        <w:t xml:space="preserve">其中一种同位素质量数为</w:t>
+      </w:r>
+      <w:r>
+        <w:rPr>
+          <w:rFonts w:ascii="Times New Roman" w:hAnsi="Times New Roman" w:eastAsia="Times New Roman" w:cs="Times New Roman"/>
+        </w:rPr>
+        <w:t xml:space="preserve"> 80</w:t>
+      </w:r>
+      <w:r>
+        <w:rPr>
+          <w:rFonts w:ascii="Times New Roman" w:hAnsi="Times New Roman" w:eastAsia="Times New Roman" w:cs="Times New Roman"/>
+        </w:rPr>
+        <w:t xml:space="preserve"> </w:t>
+      </w:r>
+      <w:r>
+        <w:rPr>
+          <w:rFonts w:ascii="Times New Roman" w:hAnsi="Times New Roman" w:eastAsia="Times New Roman" w:cs="Times New Roman"/>
+        </w:rPr>
+        <w:t xml:space="preserve">C. </w:t>
+      </w:r>
+      <w:r>
+        <w:rPr>
+          <w:rFonts w:hint="eastAsia" w:ascii="Times New Roman" w:hAnsi="Times New Roman" w:eastAsia="FangSong" w:cs="Times New Roman"/>
+        </w:rPr>
+        <w:t xml:space="preserve">其中质量数为</w:t>
+      </w:r>
+      <w:r>
+        <w:rPr>
+          <w:rFonts w:ascii="Times New Roman" w:hAnsi="Times New Roman" w:eastAsia="Times New Roman" w:cs="Times New Roman"/>
+        </w:rPr>
+        <w:t xml:space="preserve"> 79 </w:t>
+      </w:r>
+      <w:r>
+        <w:rPr>
+          <w:rFonts w:hint="eastAsia" w:ascii="Times New Roman" w:hAnsi="Times New Roman" w:eastAsia="FangSong" w:cs="Times New Roman"/>
+        </w:rPr>
+        <w:t xml:space="preserve">的同位素原子占总数的</w:t>
+      </w:r>
+      <w:r>
+        <w:rPr>
+          <w:rFonts w:ascii="Times New Roman" w:hAnsi="Times New Roman" w:eastAsia="Times New Roman" w:cs="Times New Roman"/>
+        </w:rPr>
+        <w:t xml:space="preserve"> </w:t>
+      </w:r>
+      <m:oMath>
+        <m:f>
+          <m:fPr>
+            <m:type m:val="bar"/>
+          </m:fPr>
+          <m:num>
+            <m:r>
+              <m:t>1</m:t>
+            </m:r>
+          </m:num>
+          <m:den>
+            <m:r>
+              <m:t>2</m:t>
+            </m:r>
+          </m:den>
+        </m:f>
+      </m:oMath>
+      <w:r>
+        <w:rPr>
+          <w:rFonts w:ascii="Times New Roman" w:hAnsi="Times New Roman" w:eastAsia="Times New Roman" w:cs="Times New Roman"/>
+        </w:rPr>
+        <w:t xml:space="preserve"> </w:t>
+      </w:r>
+      <w:r>
+        <w:rPr>
+          <w:rFonts w:ascii="Times New Roman" w:hAnsi="Times New Roman" w:eastAsia="Times New Roman" w:cs="Times New Roman"/>
+        </w:rPr>
+        <w:t xml:space="preserve">D. </w:t>
+      </w:r>
+      <w:r>
+        <w:rPr>
+          <w:rFonts w:hint="eastAsia" w:ascii="Times New Roman" w:hAnsi="Times New Roman" w:eastAsia="FangSong" w:cs="Times New Roman"/>
+        </w:rPr>
+        <w:t xml:space="preserve">此元素的单质的平均式量为</w:t>
+      </w:r>
+      <w:r>
+        <w:rPr>
+          <w:rFonts w:ascii="Times New Roman" w:hAnsi="Times New Roman" w:eastAsia="Times New Roman" w:cs="Times New Roman"/>
+        </w:rPr>
+        <w:t xml:space="preserve"> 160</w:t>
+      </w:r>
+    </w:p>
+    <w:p>
+      <w:pPr>
+        <w:pStyle w:val="BodyText"/>
+        <w:spacing w:after="80"/>
+      </w:pPr>
+      <w:r>
+        <w:rPr>
+          <w:rFonts w:ascii="Times New Roman" w:hAnsi="Times New Roman" w:eastAsia="Times New Roman" w:cs="Times New Roman"/>
+          <w:b/>
+          <w:bCs/>
+        </w:rPr>
+        <w:t xml:space="preserve">·</w:t>
+      </w:r>
+      <w:r>
+        <w:rPr>
+          <w:rFonts w:ascii="Times New Roman" w:hAnsi="Times New Roman" w:eastAsia="Times New Roman" w:cs="Times New Roman"/>
+        </w:rPr>
+        <w:t xml:space="preserve"> </w:t>
+      </w:r>
+      <w:r>
+        <w:rPr>
+          <w:rFonts w:hint="eastAsia" w:ascii="Times New Roman" w:hAnsi="Times New Roman" w:eastAsia="FangSong" w:cs="Times New Roman"/>
+        </w:rPr>
+        <w:t xml:space="preserve">知识点映射</w:t>
+      </w:r>
+    </w:p>
+    <w:tbl>
+      <w:tblPr>
+        <w:tblStyle w:val="Table"/>
+        <w:tblW w:type="auto" w:w="0"/>
+        <w:tblLook w:firstRow="1" w:lastRow="0" w:firstColumn="0" w:lastColumn="0" w:noHBand="0" w:noVBand="0" w:val="0020"/>
+      </w:tblPr>
+      <w:tblGrid>
+        <w:gridCol w:w="3960"/>
+        <w:gridCol w:w="3960"/>
+      </w:tblGrid>
+      <w:tr>
+        <w:trPr>
+          <w:tblHeader w:val="on"/>
+        </w:trPr>
+        <w:tc>
+          <w:tcPr/>
+          <w:p>
+            <w:pPr>
+              <w:pStyle w:val="Compact"/>
+              <w:jc w:val="center"/>
+            </w:pPr>
+            <w:r>
+              <w:rPr>
+                <w:rFonts w:hint="eastAsia" w:ascii="Times New Roman" w:hAnsi="Times New Roman" w:eastAsia="SimHei" w:cs="Times New Roman"/>
+                <w:b/>
+              </w:rPr>
+              <w:t xml:space="preserve">库内知识点</w:t>
+            </w:r>
+          </w:p>
+        </w:tc>
+        <w:tc>
+          <w:tcPr/>
+          <w:p>
+            <w:pPr>
+              <w:pStyle w:val="Compact"/>
+              <w:jc w:val="center"/>
+            </w:pPr>
+            <w:r>
+              <w:rPr>
+                <w:rFonts w:hint="eastAsia" w:ascii="Times New Roman" w:hAnsi="Times New Roman" w:eastAsia="SimHei" w:cs="Times New Roman"/>
+                <w:b/>
+              </w:rPr>
+              <w:t xml:space="preserve">对应题目内容</w:t>
+            </w:r>
+          </w:p>
+        </w:tc>
+      </w:tr>
+      <w:tr>
+        <w:tc>
+          <w:tcPr/>
+          <w:p>
+            <w:pPr>
+              <w:pStyle w:val="Compact"/>
+              <w:jc w:val="center"/>
+            </w:pPr>
+            <w:r>
+              <w:rPr>
+                <w:rFonts w:hint="eastAsia" w:ascii="Times New Roman" w:hAnsi="Times New Roman" w:eastAsia="FangSong" w:cs="Times New Roman"/>
+              </w:rPr>
+              <w:t xml:space="preserve">原子结构</w:t>
+            </w:r>
+          </w:p>
+        </w:tc>
+        <w:tc>
+          <w:tcPr/>
+          <w:p>
+            <w:pPr>
+              <w:pStyle w:val="Compact"/>
+              <w:jc w:val="center"/>
+            </w:pPr>
+            <w:r>
+              <w:rPr>
+                <w:rFonts w:hint="eastAsia" w:ascii="Times New Roman" w:hAnsi="Times New Roman" w:eastAsia="FangSong" w:cs="Times New Roman"/>
+              </w:rPr>
+              <w:t xml:space="preserve">同位素种类与双原子分子式量组合</w:t>
+            </w:r>
+          </w:p>
+        </w:tc>
+      </w:tr>
+      <w:tr>
+        <w:tc>
+          <w:tcPr/>
+          <w:p>
+            <w:pPr>
+              <w:pStyle w:val="Compact"/>
+              <w:jc w:val="center"/>
+            </w:pPr>
+            <w:r>
+              <w:rPr>
+                <w:rFonts w:hint="eastAsia" w:ascii="Times New Roman" w:hAnsi="Times New Roman" w:eastAsia="FangSong" w:cs="Times New Roman"/>
+              </w:rPr>
+              <w:t xml:space="preserve">化学计量</w:t>
+            </w:r>
+          </w:p>
+        </w:tc>
+        <w:tc>
+          <w:tcPr/>
+          <w:p>
+            <w:pPr>
+              <w:pStyle w:val="Compact"/>
+              <w:jc w:val="center"/>
+            </w:pPr>
+            <w:r>
+              <w:rPr>
+                <w:rFonts w:hint="eastAsia" w:ascii="Times New Roman" w:hAnsi="Times New Roman" w:eastAsia="FangSong" w:cs="Times New Roman"/>
+              </w:rPr>
+              <w:t xml:space="preserve">平均式量的物质的量加权计算</w:t>
+            </w:r>
+          </w:p>
+        </w:tc>
+      </w:tr>
+      <w:tr>
+        <w:tc>
+          <w:tcPr/>
+          <w:p>
+            <w:pPr>
+              <w:pStyle w:val="Compact"/>
+              <w:jc w:val="center"/>
+            </w:pPr>
+            <w:r>
+              <w:rPr>
+                <w:rFonts w:hint="eastAsia" w:ascii="Times New Roman" w:hAnsi="Times New Roman" w:eastAsia="FangSong" w:cs="Times New Roman"/>
+              </w:rPr>
+              <w:t xml:space="preserve">元素周期律</w:t>
+            </w:r>
+          </w:p>
+        </w:tc>
+        <w:tc>
+          <w:tcPr/>
+          <w:p>
+            <w:pPr>
+              <w:pStyle w:val="Compact"/>
+              <w:jc w:val="center"/>
+            </w:pPr>
+            <w:r>
+              <w:rPr>
+                <w:rFonts w:hint="eastAsia" w:ascii="Times New Roman" w:hAnsi="Times New Roman" w:eastAsia="FangSong" w:cs="Times New Roman"/>
+              </w:rPr>
+              <w:t xml:space="preserve">同位素丰度与原子质量</w:t>
+            </w:r>
+          </w:p>
+        </w:tc>
+      </w:tr>
+    </w:tbl>
+    <w:p>
+      <w:pPr>
+        <w:spacing w:before="160" w:after="80"/>
+      </w:pPr>
+      <w:r>
+        <w:pict>
+          <v:rect style="width:0;height:1.5pt" o:hralign="center" o:hrstd="t" o:hr="t"/>
+        </w:pict>
+      </w:r>
+    </w:p>
     <w:bookmarkEnd w:id="26"/>
     <w:bookmarkStart w:id="27" w:name="第13题"/>
     <w:p>
@@ -4430,180 +4561,6 @@
           <w:rFonts w:hint="eastAsia" w:ascii="Times New Roman" w:hAnsi="Times New Roman" w:eastAsia="Times New Roman" w:cs="Times New Roman"/>
         </w:rPr>
         <w:t>13</w:t>
-      </w:r>
-      <w:r>
-        <w:rPr>
-          <w:rFonts w:hint="eastAsia" w:ascii="Times New Roman" w:hAnsi="Times New Roman" w:eastAsia="SimHei" w:cs="Times New Roman"/>
-        </w:rPr>
-        <w:t>题</w:t>
-      </w:r>
-    </w:p>
-    <w:p>
-      <w:pPr>
-        <w:pStyle w:val="FirstParagraph"/>
-      </w:pPr>
-      <w:r>
-        <w:rPr>
-          <w:rFonts w:ascii="Times New Roman" w:hAnsi="Times New Roman" w:eastAsia="Times New Roman" w:cs="Times New Roman"/>
-        </w:rPr>
-        <w:t xml:space="preserve">① </w:t>
-      </w:r>
-      <w:r>
-        <w:rPr>
-          <w:rFonts w:hint="eastAsia" w:ascii="Times New Roman" w:hAnsi="Times New Roman" w:eastAsia="FangSong" w:cs="Times New Roman"/>
-        </w:rPr>
-        <w:t>对于配合物中心体的配位数</w:t>
-      </w:r>
-      <w:r>
-        <w:rPr>
-          <w:rFonts w:hint="eastAsia" w:ascii="Times New Roman" w:hAnsi="Times New Roman" w:eastAsia="Times New Roman" w:cs="Times New Roman"/>
-        </w:rPr>
-        <w:t>，</w:t>
-      </w:r>
-      <w:r>
-        <w:rPr>
-          <w:rFonts w:hint="eastAsia" w:ascii="Times New Roman" w:hAnsi="Times New Roman" w:eastAsia="FangSong" w:cs="Times New Roman"/>
-        </w:rPr>
-        <w:t>下列说法错误的是</w:t>
-      </w:r>
-      <w:r>
-        <w:rPr>
-          <w:rFonts w:hint="eastAsia" w:ascii="Times New Roman" w:hAnsi="Times New Roman" w:eastAsia="Times New Roman" w:cs="Times New Roman"/>
-        </w:rPr>
-        <w:t>（</w:t>
-      </w:r>
-      <w:r>
-        <w:rPr>
-          <w:rFonts w:ascii="Times New Roman" w:hAnsi="Times New Roman" w:eastAsia="Times New Roman" w:cs="Times New Roman"/>
-        </w:rPr>
-        <w:t xml:space="preserve"> </w:t>
-      </w:r>
-      <w:r>
-        <w:rPr>
-          <w:rFonts w:hint="eastAsia" w:ascii="Times New Roman" w:hAnsi="Times New Roman" w:eastAsia="Times New Roman" w:cs="Times New Roman"/>
-        </w:rPr>
-        <w:t xml:space="preserve">）。</w:t>
-      </w:r>
-    </w:p>
-    <w:p>
-      <w:pPr>
-        <w:pStyle w:val="BodyText"/>
-      </w:pPr>
-      <w:r>
-        <w:rPr>
-          <w:rFonts w:ascii="Times New Roman" w:hAnsi="Times New Roman" w:eastAsia="Times New Roman" w:cs="Times New Roman"/>
-        </w:rPr>
-        <w:t xml:space="preserve">A. </w:t>
-      </w:r>
-      <w:r>
-        <w:rPr>
-          <w:rFonts w:hint="eastAsia" w:ascii="Times New Roman" w:hAnsi="Times New Roman" w:eastAsia="FangSong" w:cs="Times New Roman"/>
-        </w:rPr>
-        <w:t xml:space="preserve">直接与中心体键合的配位体数目</w:t>
-      </w:r>
-    </w:p>
-    <w:p>
-      <w:pPr>
-        <w:pStyle w:val="BodyText"/>
-      </w:pPr>
-      <w:r>
-        <w:rPr>
-          <w:rFonts w:ascii="Times New Roman" w:hAnsi="Times New Roman" w:eastAsia="Times New Roman" w:cs="Times New Roman"/>
-        </w:rPr>
-        <w:t xml:space="preserve">B. </w:t>
-      </w:r>
-      <w:r>
-        <w:rPr>
-          <w:rFonts w:hint="eastAsia" w:ascii="Times New Roman" w:hAnsi="Times New Roman" w:eastAsia="FangSong" w:cs="Times New Roman"/>
-        </w:rPr>
-        <w:t xml:space="preserve">直接与中心体键合的配位原子数目</w:t>
-      </w:r>
-    </w:p>
-    <w:p>
-      <w:pPr>
-        <w:pStyle w:val="BodyText"/>
-      </w:pPr>
-      <w:r>
-        <w:rPr>
-          <w:rFonts w:ascii="Times New Roman" w:hAnsi="Times New Roman" w:eastAsia="Times New Roman" w:cs="Times New Roman"/>
-        </w:rPr>
-        <w:t xml:space="preserve">C. </w:t>
-      </w:r>
-      <w:r>
-        <w:rPr>
-          <w:rFonts w:hint="eastAsia" w:ascii="Times New Roman" w:hAnsi="Times New Roman" w:eastAsia="FangSong" w:cs="Times New Roman"/>
-        </w:rPr>
-        <w:t xml:space="preserve">中心体接受配体的孤对电子对数</w:t>
-      </w:r>
-    </w:p>
-    <w:p>
-      <w:pPr>
-        <w:pStyle w:val="BodyText"/>
-      </w:pPr>
-      <w:r>
-        <w:rPr>
-          <w:rFonts w:ascii="Times New Roman" w:hAnsi="Times New Roman" w:eastAsia="Times New Roman" w:cs="Times New Roman"/>
-        </w:rPr>
-        <w:t xml:space="preserve">D. </w:t>
-      </w:r>
-      <w:r>
-        <w:rPr>
-          <w:rFonts w:hint="eastAsia" w:ascii="Times New Roman" w:hAnsi="Times New Roman" w:eastAsia="FangSong" w:cs="Times New Roman"/>
-        </w:rPr>
-        <w:t xml:space="preserve">中心体与配体所形成的</w:t>
-      </w:r>
-      <w:r>
-        <w:rPr>
-          <w:rFonts w:ascii="Times New Roman" w:hAnsi="Times New Roman" w:eastAsia="Times New Roman" w:cs="Times New Roman"/>
-        </w:rPr>
-        <w:t xml:space="preserve"> </w:t>
-      </w:r>
-      <m:oMath>
-        <m:r>
-          <m:t>σ</m:t>
-        </m:r>
-      </m:oMath>
-      <w:r>
-        <w:rPr>
-          <w:rFonts w:ascii="Times New Roman" w:hAnsi="Times New Roman" w:eastAsia="Times New Roman" w:cs="Times New Roman"/>
-        </w:rPr>
-        <w:t xml:space="preserve"> </w:t>
-      </w:r>
-      <w:r>
-        <w:rPr>
-          <w:rFonts w:hint="eastAsia" w:ascii="Times New Roman" w:hAnsi="Times New Roman" w:eastAsia="FangSong" w:cs="Times New Roman"/>
-        </w:rPr>
-        <w:t xml:space="preserve">配键数目</w:t>
-      </w:r>
-    </w:p>
-    <w:p>
-      <w:pPr>
-        <w:spacing w:before="160" w:after="80"/>
-      </w:pPr>
-      <w:r>
-        <w:pict>
-          <v:rect style="width:0;height:1.5pt" o:hralign="center" o:hrstd="t" o:hr="t"/>
-        </w:pict>
-      </w:r>
-    </w:p>
-    <w:bookmarkEnd w:id="27"/>
-    <w:bookmarkStart w:id="28" w:name="第14题"/>
-    <w:p>
-      <w:pPr>
-        <w:pStyle w:val="Heading3"/>
-        <w:spacing w:before="280" w:after="120"/>
-      </w:pPr>
-      <w:r>
-        <w:rPr>
-          <w:rFonts w:hint="eastAsia" w:ascii="Times New Roman" w:hAnsi="Times New Roman" w:eastAsia="SimHei" w:cs="Times New Roman"/>
-        </w:rPr>
-        <w:t>第</w:t>
-      </w:r>
-      <w:r>
-        <w:rPr>
-          <w:rFonts w:hint="eastAsia" w:ascii="Times New Roman" w:hAnsi="Times New Roman" w:eastAsia="Times New Roman" w:cs="Times New Roman"/>
-        </w:rPr>
-        <w:t>14</w:t>
       </w:r>
       <w:r>
         <w:rPr>
@@ -4981,8 +4938,8 @@
         </w:pict>
       </w:r>
     </w:p>
-    <w:bookmarkEnd w:id="28"/>
-    <w:bookmarkStart w:id="29" w:name="第15题"/>
+    <w:bookmarkEnd w:id="27"/>
+    <w:bookmarkStart w:id="28" w:name="第14题"/>
     <w:p>
       <w:pPr>
         <w:pStyle w:val="Heading3"/>
@@ -4998,7 +4955,7 @@
         <w:rPr>
           <w:rFonts w:hint="eastAsia" w:ascii="Times New Roman" w:hAnsi="Times New Roman" w:eastAsia="Times New Roman" w:cs="Times New Roman"/>
         </w:rPr>
-        <w:t>15</w:t>
+        <w:t>14</w:t>
       </w:r>
       <w:r>
         <w:rPr>
@@ -5645,6 +5602,173 @@
         </w:pict>
       </w:r>
     </w:p>
+    <w:bookmarkEnd w:id="28"/>
+    <w:bookmarkStart w:id="29" w:name="第15题"/>
+    <w:p>
+      <w:pPr>
+        <w:pStyle w:val="Heading3"/>
+        <w:spacing w:before="280" w:after="120"/>
+      </w:pPr>
+      <w:r>
+        <w:rPr>
+          <w:rFonts w:hint="eastAsia" w:ascii="Times New Roman" w:hAnsi="Times New Roman" w:eastAsia="SimHei" w:cs="Times New Roman"/>
+        </w:rPr>
+        <w:t>第</w:t>
+      </w:r>
+      <w:r>
+        <w:rPr>
+          <w:rFonts w:hint="eastAsia" w:ascii="Times New Roman" w:hAnsi="Times New Roman" w:eastAsia="Times New Roman" w:cs="Times New Roman"/>
+        </w:rPr>
+        <w:t>15</w:t>
+      </w:r>
+      <w:r>
+        <w:rPr>
+          <w:rFonts w:hint="eastAsia" w:ascii="Times New Roman" w:hAnsi="Times New Roman" w:eastAsia="SimHei" w:cs="Times New Roman"/>
+        </w:rPr>
+        <w:t>题</w:t>
+      </w:r>
+    </w:p>
+    <w:p>
+      <w:pPr>
+        <w:pStyle w:val="FirstParagraph"/>
+      </w:pPr>
+      <w:r>
+        <w:rPr>
+          <w:rFonts w:hint="eastAsia" w:ascii="Times New Roman" w:hAnsi="Times New Roman" w:eastAsia="FangSong" w:cs="Times New Roman"/>
+          <w:b/>
+          <w:bCs/>
+        </w:rPr>
+        <w:t xml:space="preserve">题目</w:t>
+      </w:r>
+      <w:r>
+        <w:rPr>
+          <w:rFonts w:hint="eastAsia" w:ascii="Times New Roman" w:hAnsi="Times New Roman" w:eastAsia="Times New Roman" w:cs="Times New Roman"/>
+        </w:rPr>
+        <w:t>：Werner</w:t>
+      </w:r>
+      <w:r>
+        <w:rPr>
+          <w:rFonts w:hint="eastAsia" w:ascii="Times New Roman" w:hAnsi="Times New Roman" w:eastAsia="FangSong" w:cs="Times New Roman"/>
+        </w:rPr>
+        <w:t>利用几何异构体确定配合物空间构型</w:t>
+      </w:r>
+      <w:r>
+        <w:rPr>
+          <w:rFonts w:hint="eastAsia" w:ascii="Times New Roman" w:hAnsi="Times New Roman" w:eastAsia="Times New Roman" w:cs="Times New Roman"/>
+        </w:rPr>
+        <w:t>。MA</w:t>
+      </w:r>
+      <w:r>
+        <w:rPr>
+          <w:rFonts w:hint="eastAsia" w:ascii="Times New Roman" w:hAnsi="Times New Roman" w:eastAsia="Times New Roman" w:cs="Times New Roman"/>
+          <w:vertAlign w:val="subscript"/>
+        </w:rPr>
+        <w:t>4</w:t>
+      </w:r>
+      <w:r>
+        <w:rPr>
+          <w:rFonts w:hint="eastAsia" w:ascii="Times New Roman" w:hAnsi="Times New Roman" w:eastAsia="Times New Roman" w:cs="Times New Roman"/>
+        </w:rPr>
+        <w:t>B</w:t>
+      </w:r>
+      <w:r>
+        <w:rPr>
+          <w:rFonts w:hint="eastAsia" w:ascii="Times New Roman" w:hAnsi="Times New Roman" w:eastAsia="Times New Roman" w:cs="Times New Roman"/>
+          <w:vertAlign w:val="subscript"/>
+        </w:rPr>
+        <w:t>2</w:t>
+      </w:r>
+      <w:r>
+        <w:rPr>
+          <w:rFonts w:hint="eastAsia" w:ascii="Times New Roman" w:hAnsi="Times New Roman" w:eastAsia="FangSong" w:cs="Times New Roman"/>
+        </w:rPr>
+        <w:t>和</w:t>
+      </w:r>
+      <w:r>
+        <w:rPr>
+          <w:rFonts w:hint="eastAsia" w:ascii="Times New Roman" w:hAnsi="Times New Roman" w:eastAsia="Times New Roman" w:cs="Times New Roman"/>
+        </w:rPr>
+        <w:t>MA</w:t>
+      </w:r>
+      <w:r>
+        <w:rPr>
+          <w:rFonts w:hint="eastAsia" w:ascii="Times New Roman" w:hAnsi="Times New Roman" w:eastAsia="Times New Roman" w:cs="Times New Roman"/>
+          <w:vertAlign w:val="subscript"/>
+        </w:rPr>
+        <w:t>3</w:t>
+      </w:r>
+      <w:r>
+        <w:rPr>
+          <w:rFonts w:hint="eastAsia" w:ascii="Times New Roman" w:hAnsi="Times New Roman" w:eastAsia="Times New Roman" w:cs="Times New Roman"/>
+        </w:rPr>
+        <w:t>B</w:t>
+      </w:r>
+      <w:r>
+        <w:rPr>
+          <w:rFonts w:hint="eastAsia" w:ascii="Times New Roman" w:hAnsi="Times New Roman" w:eastAsia="Times New Roman" w:cs="Times New Roman"/>
+          <w:vertAlign w:val="subscript"/>
+        </w:rPr>
+        <w:t>3</w:t>
+      </w:r>
+      <w:r>
+        <w:rPr>
+          <w:rFonts w:hint="eastAsia" w:ascii="Times New Roman" w:hAnsi="Times New Roman" w:eastAsia="FangSong" w:cs="Times New Roman"/>
+        </w:rPr>
+        <w:t>可能存在哪几种几何构型</w:t>
+      </w:r>
+      <w:r>
+        <w:rPr>
+          <w:rFonts w:hint="eastAsia" w:ascii="Times New Roman" w:hAnsi="Times New Roman" w:eastAsia="Times New Roman" w:cs="Times New Roman"/>
+        </w:rPr>
+        <w:t>？</w:t>
+      </w:r>
+      <w:r>
+        <w:rPr>
+          <w:rFonts w:hint="eastAsia" w:ascii="Times New Roman" w:hAnsi="Times New Roman" w:eastAsia="FangSong" w:cs="Times New Roman"/>
+        </w:rPr>
+        <w:t>各有几种异构体</w:t>
+      </w:r>
+      <w:r>
+        <w:rPr>
+          <w:rFonts w:hint="eastAsia" w:ascii="Times New Roman" w:hAnsi="Times New Roman" w:eastAsia="Times New Roman" w:cs="Times New Roman"/>
+        </w:rPr>
+        <w:t>？</w:t>
+      </w:r>
+      <w:r>
+        <w:rPr>
+          <w:rFonts w:hint="eastAsia" w:ascii="Times New Roman" w:hAnsi="Times New Roman" w:eastAsia="FangSong" w:cs="Times New Roman"/>
+        </w:rPr>
+        <w:t>实际只存在两种几何异构体</w:t>
+      </w:r>
+      <w:r>
+        <w:rPr>
+          <w:rFonts w:hint="eastAsia" w:ascii="Times New Roman" w:hAnsi="Times New Roman" w:eastAsia="Times New Roman" w:cs="Times New Roman"/>
+        </w:rPr>
+        <w:t>，</w:t>
+      </w:r>
+      <w:r>
+        <w:rPr>
+          <w:rFonts w:hint="eastAsia" w:ascii="Times New Roman" w:hAnsi="Times New Roman" w:eastAsia="FangSong" w:cs="Times New Roman"/>
+        </w:rPr>
+        <w:t>判断构型并写出</w:t>
+      </w:r>
+      <w:r>
+        <w:rPr>
+          <w:rFonts w:hint="eastAsia" w:ascii="Times New Roman" w:hAnsi="Times New Roman" w:eastAsia="Times New Roman" w:cs="Times New Roman"/>
+        </w:rPr>
+        <w:t>。</w:t>
+      </w:r>
+    </w:p>
+    <w:p>
+      <w:pPr>
+        <w:spacing w:before="160" w:after="80"/>
+      </w:pPr>
+      <w:r>
+        <w:pict>
+          <v:rect style="width:0;height:1.5pt" o:hralign="center" o:hrstd="t" o:hr="t"/>
+        </w:pict>
+      </w:r>
+    </w:p>
     <w:bookmarkEnd w:id="29"/>
     <w:bookmarkStart w:id="30" w:name="第16题"/>
     <w:p>
@@ -5687,32 +5811,32 @@
         <w:rPr>
           <w:rFonts w:hint="eastAsia" w:ascii="Times New Roman" w:hAnsi="Times New Roman" w:eastAsia="Times New Roman" w:cs="Times New Roman"/>
         </w:rPr>
-        <w:t>：Werner</w:t>
-      </w:r>
-      <w:r>
-        <w:rPr>
-          <w:rFonts w:hint="eastAsia" w:ascii="Times New Roman" w:hAnsi="Times New Roman" w:eastAsia="FangSong" w:cs="Times New Roman"/>
-        </w:rPr>
-        <w:t>利用几何异构体确定配合物空间构型</w:t>
-      </w:r>
-      <w:r>
-        <w:rPr>
-          <w:rFonts w:hint="eastAsia" w:ascii="Times New Roman" w:hAnsi="Times New Roman" w:eastAsia="Times New Roman" w:cs="Times New Roman"/>
-        </w:rPr>
-        <w:t>。MA</w:t>
+        <w:t>：</w:t>
+      </w:r>
+      <w:r>
+        <w:rPr>
+          <w:rFonts w:hint="eastAsia" w:ascii="Times New Roman" w:hAnsi="Times New Roman" w:eastAsia="FangSong" w:cs="Times New Roman"/>
+        </w:rPr>
+        <w:t>照相定影用</w:t>
+      </w:r>
+      <w:r>
+        <w:rPr>
+          <w:rFonts w:hint="eastAsia" w:ascii="Times New Roman" w:hAnsi="Times New Roman" w:eastAsia="Times New Roman" w:cs="Times New Roman"/>
+        </w:rPr>
+        <w:t>Na</w:t>
       </w:r>
       <w:r>
         <w:rPr>
           <w:rFonts w:hint="eastAsia" w:ascii="Times New Roman" w:hAnsi="Times New Roman" w:eastAsia="Times New Roman" w:cs="Times New Roman"/>
           <w:vertAlign w:val="subscript"/>
         </w:rPr>
-        <w:t>4</w:t>
-      </w:r>
-      <w:r>
-        <w:rPr>
-          <w:rFonts w:hint="eastAsia" w:ascii="Times New Roman" w:hAnsi="Times New Roman" w:eastAsia="Times New Roman" w:cs="Times New Roman"/>
-        </w:rPr>
-        <w:t>B</w:t>
+        <w:t>2</w:t>
+      </w:r>
+      <w:r>
+        <w:rPr>
+          <w:rFonts w:hint="eastAsia" w:ascii="Times New Roman" w:hAnsi="Times New Roman" w:eastAsia="Times New Roman" w:cs="Times New Roman"/>
+        </w:rPr>
+        <w:t>S</w:t>
       </w:r>
       <w:r>
         <w:rPr>
@@ -5723,15 +5847,9 @@
       </w:r>
       <w:r>
         <w:rPr>
-          <w:rFonts w:hint="eastAsia" w:ascii="Times New Roman" w:hAnsi="Times New Roman" w:eastAsia="FangSong" w:cs="Times New Roman"/>
-        </w:rPr>
-        <w:t>和</w:t>
-      </w:r>
-      <w:r>
-        <w:rPr>
-          <w:rFonts w:hint="eastAsia" w:ascii="Times New Roman" w:hAnsi="Times New Roman" w:eastAsia="Times New Roman" w:cs="Times New Roman"/>
-        </w:rPr>
-        <w:t>MA</w:t>
+          <w:rFonts w:hint="eastAsia" w:ascii="Times New Roman" w:hAnsi="Times New Roman" w:eastAsia="Times New Roman" w:cs="Times New Roman"/>
+        </w:rPr>
+        <w:t>O</w:t>
       </w:r>
       <w:r>
         <w:rPr>
@@ -5742,58 +5860,83 @@
       </w:r>
       <w:r>
         <w:rPr>
-          <w:rFonts w:hint="eastAsia" w:ascii="Times New Roman" w:hAnsi="Times New Roman" w:eastAsia="Times New Roman" w:cs="Times New Roman"/>
-        </w:rPr>
-        <w:t>B</w:t>
+          <w:rFonts w:hint="eastAsia" w:ascii="Times New Roman" w:hAnsi="Times New Roman" w:eastAsia="FangSong" w:cs="Times New Roman"/>
+        </w:rPr>
+        <w:t>溶解</w:t>
+      </w:r>
+      <w:r>
+        <w:rPr>
+          <w:rFonts w:hint="eastAsia" w:ascii="Times New Roman" w:hAnsi="Times New Roman" w:eastAsia="Times New Roman" w:cs="Times New Roman"/>
+        </w:rPr>
+        <w:t>AgX。(1)</w:t>
+      </w:r>
+      <w:r>
+        <w:rPr>
+          <w:rFonts w:hint="eastAsia" w:ascii="Times New Roman" w:hAnsi="Times New Roman" w:eastAsia="FangSong" w:cs="Times New Roman"/>
+        </w:rPr>
+        <w:t>旧定影液使胶片发花的原因</w:t>
+      </w:r>
+      <w:r>
+        <w:rPr>
+          <w:rFonts w:hint="eastAsia" w:ascii="Times New Roman" w:hAnsi="Times New Roman" w:eastAsia="Times New Roman" w:cs="Times New Roman"/>
+        </w:rPr>
+        <w:t>。(2)</w:t>
+      </w:r>
+      <w:r>
+        <w:rPr>
+          <w:rFonts w:hint="eastAsia" w:ascii="Times New Roman" w:hAnsi="Times New Roman" w:eastAsia="FangSong" w:cs="Times New Roman"/>
+        </w:rPr>
+        <w:t>加</w:t>
+      </w:r>
+      <w:r>
+        <w:rPr>
+          <w:rFonts w:hint="eastAsia" w:ascii="Times New Roman" w:hAnsi="Times New Roman" w:eastAsia="Times New Roman" w:cs="Times New Roman"/>
+        </w:rPr>
+        <w:t>Na</w:t>
       </w:r>
       <w:r>
         <w:rPr>
           <w:rFonts w:hint="eastAsia" w:ascii="Times New Roman" w:hAnsi="Times New Roman" w:eastAsia="Times New Roman" w:cs="Times New Roman"/>
           <w:vertAlign w:val="subscript"/>
         </w:rPr>
-        <w:t>3</w:t>
-      </w:r>
-      <w:r>
-        <w:rPr>
-          <w:rFonts w:hint="eastAsia" w:ascii="Times New Roman" w:hAnsi="Times New Roman" w:eastAsia="FangSong" w:cs="Times New Roman"/>
-        </w:rPr>
-        <w:t>可能存在哪几种几何构型</w:t>
-      </w:r>
-      <w:r>
-        <w:rPr>
-          <w:rFonts w:hint="eastAsia" w:ascii="Times New Roman" w:hAnsi="Times New Roman" w:eastAsia="Times New Roman" w:cs="Times New Roman"/>
-        </w:rPr>
-        <w:t>？</w:t>
-      </w:r>
-      <w:r>
-        <w:rPr>
-          <w:rFonts w:hint="eastAsia" w:ascii="Times New Roman" w:hAnsi="Times New Roman" w:eastAsia="FangSong" w:cs="Times New Roman"/>
-        </w:rPr>
-        <w:t>各有几种异构体</w:t>
-      </w:r>
-      <w:r>
-        <w:rPr>
-          <w:rFonts w:hint="eastAsia" w:ascii="Times New Roman" w:hAnsi="Times New Roman" w:eastAsia="Times New Roman" w:cs="Times New Roman"/>
-        </w:rPr>
-        <w:t>？</w:t>
-      </w:r>
-      <w:r>
-        <w:rPr>
-          <w:rFonts w:hint="eastAsia" w:ascii="Times New Roman" w:hAnsi="Times New Roman" w:eastAsia="FangSong" w:cs="Times New Roman"/>
-        </w:rPr>
-        <w:t>实际只存在两种几何异构体</w:t>
-      </w:r>
-      <w:r>
-        <w:rPr>
-          <w:rFonts w:hint="eastAsia" w:ascii="Times New Roman" w:hAnsi="Times New Roman" w:eastAsia="Times New Roman" w:cs="Times New Roman"/>
-        </w:rPr>
-        <w:t>，</w:t>
-      </w:r>
-      <w:r>
-        <w:rPr>
-          <w:rFonts w:hint="eastAsia" w:ascii="Times New Roman" w:hAnsi="Times New Roman" w:eastAsia="FangSong" w:cs="Times New Roman"/>
-        </w:rPr>
-        <w:t>判断构型并写出</w:t>
+        <w:t>2</w:t>
+      </w:r>
+      <w:r>
+        <w:rPr>
+          <w:rFonts w:hint="eastAsia" w:ascii="Times New Roman" w:hAnsi="Times New Roman" w:eastAsia="Times New Roman" w:cs="Times New Roman"/>
+        </w:rPr>
+        <w:t>S</w:t>
+      </w:r>
+      <w:r>
+        <w:rPr>
+          <w:rFonts w:hint="eastAsia" w:ascii="Times New Roman" w:hAnsi="Times New Roman" w:eastAsia="FangSong" w:cs="Times New Roman"/>
+        </w:rPr>
+        <w:t>再生的原理</w:t>
+      </w:r>
+      <w:r>
+        <w:rPr>
+          <w:rFonts w:hint="eastAsia" w:ascii="Times New Roman" w:hAnsi="Times New Roman" w:eastAsia="Times New Roman" w:cs="Times New Roman"/>
+        </w:rPr>
+        <w:t>。(3)Na</w:t>
+      </w:r>
+      <w:r>
+        <w:rPr>
+          <w:rFonts w:hint="eastAsia" w:ascii="Times New Roman" w:hAnsi="Times New Roman" w:eastAsia="Times New Roman" w:cs="Times New Roman"/>
+          <w:vertAlign w:val="subscript"/>
+        </w:rPr>
+        <w:t>2</w:t>
+      </w:r>
+      <w:r>
+        <w:rPr>
+          <w:rFonts w:hint="eastAsia" w:ascii="Times New Roman" w:hAnsi="Times New Roman" w:eastAsia="Times New Roman" w:cs="Times New Roman"/>
+        </w:rPr>
+        <w:t>S</w:t>
+      </w:r>
+      <w:r>
+        <w:rPr>
+          <w:rFonts w:hint="eastAsia" w:ascii="Times New Roman" w:hAnsi="Times New Roman" w:eastAsia="FangSong" w:cs="Times New Roman"/>
+        </w:rPr>
+        <w:t>过量也会发花的原因</w:t>
       </w:r>
       <w:r>
         <w:rPr>

--- a/00-首页/题组Word/第一轮·综合套卷/第一轮综合卷10-学生版.docx
+++ b/00-首页/题组Word/第一轮·综合套卷/第一轮综合卷10-学生版.docx
@@ -2973,114 +2973,6 @@
             </a:graphic>
           </wp:inline>
         </w:drawing>
-      </w:r>
-      <w:r>
-        <w:rPr>
-          <w:rFonts w:ascii="Times New Roman" w:hAnsi="Times New Roman" w:eastAsia="Times New Roman" w:cs="Times New Roman"/>
-        </w:rPr>
-        <w:t xml:space="preserve">/&gt;</w:t>
-      </w:r>
-      <w:r>
-        <w:rPr>
-          <w:rFonts w:ascii="Times New Roman" w:hAnsi="Times New Roman" w:eastAsia="Times New Roman" w:cs="Times New Roman"/>
-        </w:rPr>
-        <w:t xml:space="preserve"> </w:t>
-      </w:r>
-      <w:r>
-        <w:rPr>
-          <w:rFonts w:hint="eastAsia" w:ascii="Times New Roman" w:hAnsi="Times New Roman" w:eastAsia="FangSong" w:cs="Times New Roman"/>
-        </w:rPr>
-        <w:t>解析</w:t>
-      </w:r>
-      <w:r>
-        <w:rPr>
-          <w:rFonts w:hint="eastAsia" w:ascii="Times New Roman" w:hAnsi="Times New Roman" w:eastAsia="Times New Roman" w:cs="Times New Roman"/>
-        </w:rPr>
-        <w:t>：</w:t>
-      </w:r>
-      <w:r>
-        <w:rPr>
-          <w:rFonts w:hint="eastAsia" w:ascii="Times New Roman" w:hAnsi="Times New Roman" w:eastAsia="FangSong" w:cs="Times New Roman"/>
-        </w:rPr>
-        <w:t>此题是</w:t>
-      </w:r>
-      <w:r>
-        <w:rPr>
-          <w:rFonts w:hint="eastAsia" w:ascii="Times New Roman" w:hAnsi="Times New Roman" w:eastAsia="Times New Roman" w:cs="Times New Roman"/>
-        </w:rPr>
-        <w:t>2003</w:t>
-      </w:r>
-      <w:r>
-        <w:rPr>
-          <w:rFonts w:hint="eastAsia" w:ascii="Times New Roman" w:hAnsi="Times New Roman" w:eastAsia="FangSong" w:cs="Times New Roman"/>
-        </w:rPr>
-        <w:t>年全国竞赛相关试题的改编</w:t>
-      </w:r>
-      <w:r>
-        <w:rPr>
-          <w:rFonts w:hint="eastAsia" w:ascii="Times New Roman" w:hAnsi="Times New Roman" w:eastAsia="Times New Roman" w:cs="Times New Roman"/>
-        </w:rPr>
-        <w:t>。</w:t>
-      </w:r>
-      <w:r>
-        <w:rPr>
-          <w:rFonts w:hint="eastAsia" w:ascii="Times New Roman" w:hAnsi="Times New Roman" w:eastAsia="FangSong" w:cs="Times New Roman"/>
-        </w:rPr>
-        <w:t>若分别以大圆表示</w:t>
-      </w:r>
-      <w:r>
-        <w:rPr>
-          <w:rFonts w:hint="eastAsia" w:ascii="Times New Roman" w:hAnsi="Times New Roman" w:eastAsia="Times New Roman" w:cs="Times New Roman"/>
-        </w:rPr>
-        <w:t>O、</w:t>
-      </w:r>
-      <w:r>
-        <w:rPr>
-          <w:rFonts w:hint="eastAsia" w:ascii="Times New Roman" w:hAnsi="Times New Roman" w:eastAsia="FangSong" w:cs="Times New Roman"/>
-        </w:rPr>
-        <w:t>小圆表示</w:t>
-      </w:r>
-      <w:r>
-        <w:rPr>
-          <w:rFonts w:hint="eastAsia" w:ascii="Times New Roman" w:hAnsi="Times New Roman" w:eastAsia="Times New Roman" w:cs="Times New Roman"/>
-        </w:rPr>
-        <w:t>Co,</w:t>
-      </w:r>
-      <w:r>
-        <w:rPr>
-          <w:rFonts w:hint="eastAsia" w:ascii="Times New Roman" w:hAnsi="Times New Roman" w:eastAsia="FangSong" w:cs="Times New Roman"/>
-        </w:rPr>
-        <w:t>画出的</w:t>
-      </w:r>
-      <w:r>
-        <w:rPr>
-          <w:rFonts w:hint="eastAsia" w:ascii="Times New Roman" w:hAnsi="Times New Roman" w:eastAsia="Times New Roman" w:cs="Times New Roman"/>
-        </w:rPr>
-        <w:t>CoO2</w:t>
-      </w:r>
-      <w:r>
-        <w:rPr>
-          <w:rFonts w:hint="eastAsia" w:ascii="Times New Roman" w:hAnsi="Times New Roman" w:eastAsia="FangSong" w:cs="Times New Roman"/>
-        </w:rPr>
-        <w:t>二维结构以及</w:t>
-      </w:r>
-      <w:r>
-        <w:rPr>
-          <w:rFonts w:hint="eastAsia" w:ascii="Times New Roman" w:hAnsi="Times New Roman" w:eastAsia="Times New Roman" w:cs="Times New Roman"/>
-        </w:rPr>
-        <w:t>4</w:t>
-      </w:r>
-      <w:r>
-        <w:rPr>
-          <w:rFonts w:hint="eastAsia" w:ascii="Times New Roman" w:hAnsi="Times New Roman" w:eastAsia="FangSong" w:cs="Times New Roman"/>
-        </w:rPr>
-        <w:t>种二维晶胞如下图所示</w:t>
-      </w:r>
-      <w:r>
-        <w:rPr>
-          <w:rFonts w:hint="eastAsia" w:ascii="Times New Roman" w:hAnsi="Times New Roman" w:eastAsia="Times New Roman" w:cs="Times New Roman"/>
-        </w:rPr>
-        <w:t>:</w:t>
       </w:r>
     </w:p>
     <w:p>
@@ -13822,67 +13714,6 @@
     </w:p>
     <w:p>
       <w:pPr>
-        <w:pStyle w:val="FirstParagraph"/>
-      </w:pPr>
-      <w:r>
-        <w:rPr>
-          <w:rFonts w:hint="eastAsia" w:ascii="Times New Roman" w:hAnsi="Times New Roman" w:eastAsia="FangSong" w:cs="Times New Roman"/>
-          <w:b/>
-          <w:bCs/>
-        </w:rPr>
-        <w:t xml:space="preserve">来源</w:t>
-      </w:r>
-      <w:r>
-        <w:rPr>
-          <w:rFonts w:hint="eastAsia" w:ascii="Times New Roman" w:hAnsi="Times New Roman" w:eastAsia="Times New Roman" w:cs="Times New Roman"/>
-        </w:rPr>
-        <w:t>：</w:t>
-      </w:r>
-      <w:r>
-        <w:rPr>
-          <w:rFonts w:hint="eastAsia" w:ascii="Times New Roman" w:hAnsi="Times New Roman" w:eastAsia="FangSong" w:cs="Times New Roman"/>
-        </w:rPr>
-        <w:t>化学竞赛初赛讲义</w:t>
-      </w:r>
-      <w:r>
-        <w:rPr>
-          <w:rFonts w:ascii="Times New Roman" w:hAnsi="Times New Roman" w:eastAsia="Times New Roman" w:cs="Times New Roman"/>
-        </w:rPr>
-        <w:t xml:space="preserve"> </w:t>
-      </w:r>
-      <w:r>
-        <w:rPr>
-          <w:rFonts w:hint="eastAsia" w:ascii="Times New Roman" w:hAnsi="Times New Roman" w:eastAsia="FangSong" w:cs="Times New Roman"/>
-        </w:rPr>
-        <w:t>第</w:t>
-      </w:r>
-      <w:r>
-        <w:rPr>
-          <w:rFonts w:hint="eastAsia" w:ascii="Times New Roman" w:hAnsi="Times New Roman" w:eastAsia="Times New Roman" w:cs="Times New Roman"/>
-        </w:rPr>
-        <w:t>1</w:t>
-      </w:r>
-      <w:r>
-        <w:rPr>
-          <w:rFonts w:hint="eastAsia" w:ascii="Times New Roman" w:hAnsi="Times New Roman" w:eastAsia="FangSong" w:cs="Times New Roman"/>
-        </w:rPr>
-        <w:t>讲</w:t>
-      </w:r>
-      <w:r>
-        <w:rPr>
-          <w:rFonts w:ascii="Times New Roman" w:hAnsi="Times New Roman" w:eastAsia="Times New Roman" w:cs="Times New Roman"/>
-        </w:rPr>
-        <w:t xml:space="preserve"> §1.5 </w:t>
-      </w:r>
-      <w:r>
-        <w:rPr>
-          <w:rFonts w:hint="eastAsia" w:ascii="Times New Roman" w:hAnsi="Times New Roman" w:eastAsia="FangSong" w:cs="Times New Roman"/>
-        </w:rPr>
-        <w:t xml:space="preserve">习题</w:t>
-      </w:r>
-    </w:p>
-    <w:p>
-      <w:pPr>
         <w:spacing w:before="160" w:after="80"/>
       </w:pPr>
       <w:r>
@@ -16087,89 +15918,6 @@
     </w:p>
     <w:p>
       <w:pPr>
-        <w:pStyle w:val="BlockText"/>
-      </w:pPr>
-      <w:r>
-        <w:rPr>
-          <w:rFonts w:hint="eastAsia" w:ascii="Times New Roman" w:hAnsi="Times New Roman" w:eastAsia="FangSong" w:cs="Times New Roman"/>
-        </w:rPr>
-        <w:t>关联小问</w:t>
-      </w:r>
-      <w:r>
-        <w:rPr>
-          <w:rFonts w:hint="eastAsia" w:ascii="Times New Roman" w:hAnsi="Times New Roman" w:eastAsia="Times New Roman" w:cs="Times New Roman"/>
-        </w:rPr>
-        <w:t>：</w:t>
-      </w:r>
-      <w:r>
-        <w:rPr>
-          <w:rFonts w:hint="eastAsia" w:ascii="Times New Roman" w:hAnsi="Times New Roman" w:eastAsia="FangSong" w:cs="Times New Roman"/>
-        </w:rPr>
-        <w:t>题</w:t>
-      </w:r>
-      <w:r>
-        <w:rPr>
-          <w:rFonts w:hint="eastAsia" w:ascii="Times New Roman" w:hAnsi="Times New Roman" w:eastAsia="Times New Roman" w:cs="Times New Roman"/>
-        </w:rPr>
-        <w:t>-037-3-1-LiMn2O4</w:t>
-      </w:r>
-      <w:r>
-        <w:rPr>
-          <w:rFonts w:hint="eastAsia" w:ascii="Times New Roman" w:hAnsi="Times New Roman" w:eastAsia="FangSong" w:cs="Times New Roman"/>
-        </w:rPr>
-        <w:t>合成方程式</w:t>
-      </w:r>
-      <w:r>
-        <w:rPr>
-          <w:rFonts w:ascii="Times New Roman" w:hAnsi="Times New Roman" w:eastAsia="Times New Roman" w:cs="Times New Roman"/>
-        </w:rPr>
-        <w:t xml:space="preserve"> · </w:t>
-      </w:r>
-      <w:r>
-        <w:rPr>
-          <w:rFonts w:hint="eastAsia" w:ascii="Times New Roman" w:hAnsi="Times New Roman" w:eastAsia="FangSong" w:cs="Times New Roman"/>
-        </w:rPr>
-        <w:t>题</w:t>
-      </w:r>
-      <w:r>
-        <w:rPr>
-          <w:rFonts w:hint="eastAsia" w:ascii="Times New Roman" w:hAnsi="Times New Roman" w:eastAsia="Times New Roman" w:cs="Times New Roman"/>
-        </w:rPr>
-        <w:t>-037-3-1-LiMn2O4</w:t>
-      </w:r>
-      <w:r>
-        <w:rPr>
-          <w:rFonts w:hint="eastAsia" w:ascii="Times New Roman" w:hAnsi="Times New Roman" w:eastAsia="FangSong" w:cs="Times New Roman"/>
-        </w:rPr>
-        <w:t>合成方程式</w:t>
-      </w:r>
-      <w:r>
-        <w:rPr>
-          <w:rFonts w:ascii="Times New Roman" w:hAnsi="Times New Roman" w:eastAsia="Times New Roman" w:cs="Times New Roman"/>
-        </w:rPr>
-        <w:t xml:space="preserve"> · </w:t>
-      </w:r>
-      <w:r>
-        <w:rPr>
-          <w:rFonts w:hint="eastAsia" w:ascii="Times New Roman" w:hAnsi="Times New Roman" w:eastAsia="FangSong" w:cs="Times New Roman"/>
-        </w:rPr>
-        <w:t>题</w:t>
-      </w:r>
-      <w:r>
-        <w:rPr>
-          <w:rFonts w:hint="eastAsia" w:ascii="Times New Roman" w:hAnsi="Times New Roman" w:eastAsia="Times New Roman" w:cs="Times New Roman"/>
-        </w:rPr>
-        <w:t>-037-3-1-LiMn2O4</w:t>
-      </w:r>
-      <w:r>
-        <w:rPr>
-          <w:rFonts w:hint="eastAsia" w:ascii="Times New Roman" w:hAnsi="Times New Roman" w:eastAsia="FangSong" w:cs="Times New Roman"/>
-        </w:rPr>
-        <w:t>合成方程式</w:t>
-      </w:r>
-    </w:p>
-    <w:p>
-      <w:pPr>
         <w:pStyle w:val="FirstParagraph"/>
       </w:pPr>
       <w:r>
@@ -16533,286 +16281,120 @@
     </w:p>
     <w:p>
       <w:pPr>
-        <w:pStyle w:val="BlockText"/>
-      </w:pPr>
-      <w:r>
-        <w:rPr>
-          <w:rFonts w:hint="eastAsia" w:ascii="Times New Roman" w:hAnsi="Times New Roman" w:eastAsia="FangSong" w:cs="Times New Roman"/>
-        </w:rPr>
-        <w:t>关联小问</w:t>
-      </w:r>
-      <w:r>
-        <w:rPr>
-          <w:rFonts w:hint="eastAsia" w:ascii="Times New Roman" w:hAnsi="Times New Roman" w:eastAsia="Times New Roman" w:cs="Times New Roman"/>
-        </w:rPr>
-        <w:t>：</w:t>
-      </w:r>
-      <w:r>
-        <w:rPr>
-          <w:rFonts w:hint="eastAsia" w:ascii="Times New Roman" w:hAnsi="Times New Roman" w:eastAsia="FangSong" w:cs="Times New Roman"/>
-        </w:rPr>
-        <w:t>题</w:t>
-      </w:r>
-      <w:r>
-        <w:rPr>
-          <w:rFonts w:hint="eastAsia" w:ascii="Times New Roman" w:hAnsi="Times New Roman" w:eastAsia="Times New Roman" w:cs="Times New Roman"/>
-        </w:rPr>
-        <w:t>-037-3-1-LiMn2O4</w:t>
-      </w:r>
-      <w:r>
-        <w:rPr>
-          <w:rFonts w:hint="eastAsia" w:ascii="Times New Roman" w:hAnsi="Times New Roman" w:eastAsia="FangSong" w:cs="Times New Roman"/>
-        </w:rPr>
-        <w:t>合成方程式</w:t>
-      </w:r>
-      <w:r>
-        <w:rPr>
-          <w:rFonts w:ascii="Times New Roman" w:hAnsi="Times New Roman" w:eastAsia="Times New Roman" w:cs="Times New Roman"/>
-        </w:rPr>
-        <w:t xml:space="preserve"> · </w:t>
-      </w:r>
-      <w:r>
-        <w:rPr>
-          <w:rFonts w:hint="eastAsia" w:ascii="Times New Roman" w:hAnsi="Times New Roman" w:eastAsia="FangSong" w:cs="Times New Roman"/>
-        </w:rPr>
-        <w:t>题</w:t>
-      </w:r>
-      <w:r>
-        <w:rPr>
-          <w:rFonts w:hint="eastAsia" w:ascii="Times New Roman" w:hAnsi="Times New Roman" w:eastAsia="Times New Roman" w:cs="Times New Roman"/>
-        </w:rPr>
-        <w:t>-037-3-1-LiMn2O4</w:t>
-      </w:r>
-      <w:r>
-        <w:rPr>
-          <w:rFonts w:hint="eastAsia" w:ascii="Times New Roman" w:hAnsi="Times New Roman" w:eastAsia="FangSong" w:cs="Times New Roman"/>
-        </w:rPr>
-        <w:t>合成方程式</w:t>
-      </w:r>
-      <w:r>
-        <w:rPr>
-          <w:rFonts w:ascii="Times New Roman" w:hAnsi="Times New Roman" w:eastAsia="Times New Roman" w:cs="Times New Roman"/>
-        </w:rPr>
-        <w:t xml:space="preserve"> · </w:t>
-      </w:r>
-      <w:r>
-        <w:rPr>
-          <w:rFonts w:hint="eastAsia" w:ascii="Times New Roman" w:hAnsi="Times New Roman" w:eastAsia="FangSong" w:cs="Times New Roman"/>
-        </w:rPr>
-        <w:t>题</w:t>
-      </w:r>
-      <w:r>
-        <w:rPr>
-          <w:rFonts w:hint="eastAsia" w:ascii="Times New Roman" w:hAnsi="Times New Roman" w:eastAsia="Times New Roman" w:cs="Times New Roman"/>
-        </w:rPr>
-        <w:t>-037-3-1-LiMn2O4</w:t>
-      </w:r>
-      <w:r>
-        <w:rPr>
-          <w:rFonts w:hint="eastAsia" w:ascii="Times New Roman" w:hAnsi="Times New Roman" w:eastAsia="FangSong" w:cs="Times New Roman"/>
-        </w:rPr>
-        <w:t>合成方程式</w:t>
+        <w:pStyle w:val="BodyText"/>
+      </w:pPr>
+      <w:r>
+        <w:rPr>
+          <w:rFonts w:hint="eastAsia" w:ascii="Times New Roman" w:hAnsi="Times New Roman" w:eastAsia="FangSong" w:cs="Times New Roman"/>
+        </w:rPr>
+        <w:t xml:space="preserve">用酸处理</w:t>
+      </w:r>
+      <w:r>
+        <w:rPr>
+          <w:rFonts w:ascii="Times New Roman" w:hAnsi="Times New Roman" w:eastAsia="Times New Roman" w:cs="Times New Roman"/>
+        </w:rPr>
+        <w:t xml:space="preserve"> LMO </w:t>
+      </w:r>
+      <w:r>
+        <w:rPr>
+          <w:rFonts w:hint="eastAsia" w:ascii="Times New Roman" w:hAnsi="Times New Roman" w:eastAsia="FangSong" w:cs="Times New Roman"/>
+        </w:rPr>
+        <w:t>时</w:t>
+      </w:r>
+      <w:r>
+        <w:rPr>
+          <w:rFonts w:hint="eastAsia" w:ascii="Times New Roman" w:hAnsi="Times New Roman" w:eastAsia="Times New Roman" w:cs="Times New Roman"/>
+        </w:rPr>
+        <w:t>，</w:t>
+      </w:r>
+      <w:r>
+        <w:rPr>
+          <w:rFonts w:hint="eastAsia" w:ascii="Times New Roman" w:hAnsi="Times New Roman" w:eastAsia="FangSong" w:cs="Times New Roman"/>
+        </w:rPr>
+        <w:t>除离子交换反应之外</w:t>
+      </w:r>
+      <w:r>
+        <w:rPr>
+          <w:rFonts w:hint="eastAsia" w:ascii="Times New Roman" w:hAnsi="Times New Roman" w:eastAsia="Times New Roman" w:cs="Times New Roman"/>
+        </w:rPr>
+        <w:t>，</w:t>
+      </w:r>
+      <w:r>
+        <w:rPr>
+          <w:rFonts w:hint="eastAsia" w:ascii="Times New Roman" w:hAnsi="Times New Roman" w:eastAsia="FangSong" w:cs="Times New Roman"/>
+        </w:rPr>
+        <w:t>也会发生一个副反应</w:t>
+      </w:r>
+      <w:r>
+        <w:rPr>
+          <w:rFonts w:hint="eastAsia" w:ascii="Times New Roman" w:hAnsi="Times New Roman" w:eastAsia="Times New Roman" w:cs="Times New Roman"/>
+        </w:rPr>
+        <w:t>，</w:t>
+      </w:r>
+      <w:r>
+        <w:rPr>
+          <w:rFonts w:hint="eastAsia" w:ascii="Times New Roman" w:hAnsi="Times New Roman" w:eastAsia="FangSong" w:cs="Times New Roman"/>
+        </w:rPr>
+        <w:t>该副反应导致固体中</w:t>
+      </w:r>
+      <w:r>
+        <w:rPr>
+          <w:rFonts w:ascii="Times New Roman" w:hAnsi="Times New Roman" w:eastAsia="Times New Roman" w:cs="Times New Roman"/>
+        </w:rPr>
+        <w:t xml:space="preserve"> Mn </w:t>
+      </w:r>
+      <w:r>
+        <w:rPr>
+          <w:rFonts w:hint="eastAsia" w:ascii="Times New Roman" w:hAnsi="Times New Roman" w:eastAsia="FangSong" w:cs="Times New Roman"/>
+        </w:rPr>
+        <w:t>的平均氧化态有所升高</w:t>
+      </w:r>
+      <w:r>
+        <w:rPr>
+          <w:rFonts w:hint="eastAsia" w:ascii="Times New Roman" w:hAnsi="Times New Roman" w:eastAsia="Times New Roman" w:cs="Times New Roman"/>
+        </w:rPr>
+        <w:t>，</w:t>
+      </w:r>
+      <w:r>
+        <w:rPr>
+          <w:rFonts w:hint="eastAsia" w:ascii="Times New Roman" w:hAnsi="Times New Roman" w:eastAsia="FangSong" w:cs="Times New Roman"/>
+        </w:rPr>
+        <w:t>写出副反应对应的化学方程式</w:t>
+      </w:r>
+      <w:r>
+        <w:rPr>
+          <w:rFonts w:hint="eastAsia" w:ascii="Times New Roman" w:hAnsi="Times New Roman" w:eastAsia="Times New Roman" w:cs="Times New Roman"/>
+        </w:rPr>
+        <w:t>。</w:t>
+      </w:r>
+      <w:r>
+        <w:rPr>
+          <w:rFonts w:hint="eastAsia" w:ascii="Times New Roman" w:hAnsi="Times New Roman" w:eastAsia="FangSong" w:cs="Times New Roman"/>
+        </w:rPr>
+        <w:t>这一副反应对再生后的</w:t>
+      </w:r>
+      <w:r>
+        <w:rPr>
+          <w:rFonts w:ascii="Times New Roman" w:hAnsi="Times New Roman" w:eastAsia="Times New Roman" w:cs="Times New Roman"/>
+        </w:rPr>
+        <w:t xml:space="preserve"> HMO </w:t>
+      </w:r>
+      <w:r>
+        <w:rPr>
+          <w:rFonts w:hint="eastAsia" w:ascii="Times New Roman" w:hAnsi="Times New Roman" w:eastAsia="FangSong" w:cs="Times New Roman"/>
+        </w:rPr>
+        <w:t>的锂富集性能有何影响</w:t>
+      </w:r>
+      <w:r>
+        <w:rPr>
+          <w:rFonts w:hint="eastAsia" w:ascii="Times New Roman" w:hAnsi="Times New Roman" w:eastAsia="Times New Roman" w:cs="Times New Roman"/>
+        </w:rPr>
+        <w:t>？</w:t>
       </w:r>
     </w:p>
     <w:p>
       <w:pPr>
-        <w:pStyle w:val="FirstParagraph"/>
-      </w:pPr>
-      <w:r>
-        <w:rPr>
-          <w:rFonts w:hint="eastAsia" w:ascii="Times New Roman" w:hAnsi="Times New Roman" w:eastAsia="FangSong" w:cs="Times New Roman"/>
-        </w:rPr>
-        <w:t xml:space="preserve">用酸处理</w:t>
-      </w:r>
-      <w:r>
-        <w:rPr>
-          <w:rFonts w:ascii="Times New Roman" w:hAnsi="Times New Roman" w:eastAsia="Times New Roman" w:cs="Times New Roman"/>
-        </w:rPr>
-        <w:t xml:space="preserve"> LMO </w:t>
-      </w:r>
-      <w:r>
-        <w:rPr>
-          <w:rFonts w:hint="eastAsia" w:ascii="Times New Roman" w:hAnsi="Times New Roman" w:eastAsia="FangSong" w:cs="Times New Roman"/>
-        </w:rPr>
-        <w:t>时</w:t>
-      </w:r>
-      <w:r>
-        <w:rPr>
-          <w:rFonts w:hint="eastAsia" w:ascii="Times New Roman" w:hAnsi="Times New Roman" w:eastAsia="Times New Roman" w:cs="Times New Roman"/>
-        </w:rPr>
-        <w:t>，</w:t>
-      </w:r>
-      <w:r>
-        <w:rPr>
-          <w:rFonts w:hint="eastAsia" w:ascii="Times New Roman" w:hAnsi="Times New Roman" w:eastAsia="FangSong" w:cs="Times New Roman"/>
-        </w:rPr>
-        <w:t>除离子交换反应之外</w:t>
-      </w:r>
-      <w:r>
-        <w:rPr>
-          <w:rFonts w:hint="eastAsia" w:ascii="Times New Roman" w:hAnsi="Times New Roman" w:eastAsia="Times New Roman" w:cs="Times New Roman"/>
-        </w:rPr>
-        <w:t>，</w:t>
-      </w:r>
-      <w:r>
-        <w:rPr>
-          <w:rFonts w:hint="eastAsia" w:ascii="Times New Roman" w:hAnsi="Times New Roman" w:eastAsia="FangSong" w:cs="Times New Roman"/>
-        </w:rPr>
-        <w:t>也会发生一个副反应</w:t>
-      </w:r>
-      <w:r>
-        <w:rPr>
-          <w:rFonts w:hint="eastAsia" w:ascii="Times New Roman" w:hAnsi="Times New Roman" w:eastAsia="Times New Roman" w:cs="Times New Roman"/>
-        </w:rPr>
-        <w:t>，</w:t>
-      </w:r>
-      <w:r>
-        <w:rPr>
-          <w:rFonts w:hint="eastAsia" w:ascii="Times New Roman" w:hAnsi="Times New Roman" w:eastAsia="FangSong" w:cs="Times New Roman"/>
-        </w:rPr>
-        <w:t>该副反应导致固体中</w:t>
-      </w:r>
-      <w:r>
-        <w:rPr>
-          <w:rFonts w:ascii="Times New Roman" w:hAnsi="Times New Roman" w:eastAsia="Times New Roman" w:cs="Times New Roman"/>
-        </w:rPr>
-        <w:t xml:space="preserve"> Mn </w:t>
-      </w:r>
-      <w:r>
-        <w:rPr>
-          <w:rFonts w:hint="eastAsia" w:ascii="Times New Roman" w:hAnsi="Times New Roman" w:eastAsia="FangSong" w:cs="Times New Roman"/>
-        </w:rPr>
-        <w:t>的平均氧化态有所升高</w:t>
-      </w:r>
-      <w:r>
-        <w:rPr>
-          <w:rFonts w:hint="eastAsia" w:ascii="Times New Roman" w:hAnsi="Times New Roman" w:eastAsia="Times New Roman" w:cs="Times New Roman"/>
-        </w:rPr>
-        <w:t>，</w:t>
-      </w:r>
-      <w:r>
-        <w:rPr>
-          <w:rFonts w:hint="eastAsia" w:ascii="Times New Roman" w:hAnsi="Times New Roman" w:eastAsia="FangSong" w:cs="Times New Roman"/>
-        </w:rPr>
-        <w:t>写出副反应对应的化学方程式</w:t>
-      </w:r>
-      <w:r>
-        <w:rPr>
-          <w:rFonts w:hint="eastAsia" w:ascii="Times New Roman" w:hAnsi="Times New Roman" w:eastAsia="Times New Roman" w:cs="Times New Roman"/>
-        </w:rPr>
-        <w:t>。</w:t>
-      </w:r>
-      <w:r>
-        <w:rPr>
-          <w:rFonts w:hint="eastAsia" w:ascii="Times New Roman" w:hAnsi="Times New Roman" w:eastAsia="FangSong" w:cs="Times New Roman"/>
-        </w:rPr>
-        <w:t>这一副反应对再生后的</w:t>
-      </w:r>
-      <w:r>
-        <w:rPr>
-          <w:rFonts w:ascii="Times New Roman" w:hAnsi="Times New Roman" w:eastAsia="Times New Roman" w:cs="Times New Roman"/>
-        </w:rPr>
-        <w:t xml:space="preserve"> HMO </w:t>
-      </w:r>
-      <w:r>
-        <w:rPr>
-          <w:rFonts w:hint="eastAsia" w:ascii="Times New Roman" w:hAnsi="Times New Roman" w:eastAsia="FangSong" w:cs="Times New Roman"/>
-        </w:rPr>
-        <w:t>的锂富集性能有何影响</w:t>
-      </w:r>
-      <w:r>
-        <w:rPr>
-          <w:rFonts w:hint="eastAsia" w:ascii="Times New Roman" w:hAnsi="Times New Roman" w:eastAsia="Times New Roman" w:cs="Times New Roman"/>
-        </w:rPr>
-        <w:t>？</w:t>
-      </w:r>
-    </w:p>
-    <w:p>
-      <w:pPr>
-        <w:pStyle w:val="BlockText"/>
-      </w:pPr>
-      <w:r>
-        <w:rPr>
-          <w:rFonts w:hint="eastAsia" w:ascii="Times New Roman" w:hAnsi="Times New Roman" w:eastAsia="FangSong" w:cs="Times New Roman"/>
-        </w:rPr>
-        <w:t>关联小问</w:t>
-      </w:r>
-      <w:r>
-        <w:rPr>
-          <w:rFonts w:hint="eastAsia" w:ascii="Times New Roman" w:hAnsi="Times New Roman" w:eastAsia="Times New Roman" w:cs="Times New Roman"/>
-        </w:rPr>
-        <w:t>：</w:t>
-      </w:r>
-      <w:r>
-        <w:rPr>
-          <w:rFonts w:hint="eastAsia" w:ascii="Times New Roman" w:hAnsi="Times New Roman" w:eastAsia="FangSong" w:cs="Times New Roman"/>
-        </w:rPr>
-        <w:t>题</w:t>
-      </w:r>
-      <w:r>
-        <w:rPr>
-          <w:rFonts w:hint="eastAsia" w:ascii="Times New Roman" w:hAnsi="Times New Roman" w:eastAsia="Times New Roman" w:cs="Times New Roman"/>
-        </w:rPr>
-        <w:t>-037-3-1-LiMn2O4</w:t>
-      </w:r>
-      <w:r>
-        <w:rPr>
-          <w:rFonts w:hint="eastAsia" w:ascii="Times New Roman" w:hAnsi="Times New Roman" w:eastAsia="FangSong" w:cs="Times New Roman"/>
-        </w:rPr>
-        <w:t>合成方程式</w:t>
-      </w:r>
-      <w:r>
-        <w:rPr>
-          <w:rFonts w:ascii="Times New Roman" w:hAnsi="Times New Roman" w:eastAsia="Times New Roman" w:cs="Times New Roman"/>
-        </w:rPr>
-        <w:t xml:space="preserve"> · </w:t>
-      </w:r>
-      <w:r>
-        <w:rPr>
-          <w:rFonts w:hint="eastAsia" w:ascii="Times New Roman" w:hAnsi="Times New Roman" w:eastAsia="FangSong" w:cs="Times New Roman"/>
-        </w:rPr>
-        <w:t>题</w:t>
-      </w:r>
-      <w:r>
-        <w:rPr>
-          <w:rFonts w:hint="eastAsia" w:ascii="Times New Roman" w:hAnsi="Times New Roman" w:eastAsia="Times New Roman" w:cs="Times New Roman"/>
-        </w:rPr>
-        <w:t>-037-3-1-LiMn2O4</w:t>
-      </w:r>
-      <w:r>
-        <w:rPr>
-          <w:rFonts w:hint="eastAsia" w:ascii="Times New Roman" w:hAnsi="Times New Roman" w:eastAsia="FangSong" w:cs="Times New Roman"/>
-        </w:rPr>
-        <w:t>合成方程式</w:t>
-      </w:r>
-      <w:r>
-        <w:rPr>
-          <w:rFonts w:ascii="Times New Roman" w:hAnsi="Times New Roman" w:eastAsia="Times New Roman" w:cs="Times New Roman"/>
-        </w:rPr>
-        <w:t xml:space="preserve"> · </w:t>
-      </w:r>
-      <w:r>
-        <w:rPr>
-          <w:rFonts w:hint="eastAsia" w:ascii="Times New Roman" w:hAnsi="Times New Roman" w:eastAsia="FangSong" w:cs="Times New Roman"/>
-        </w:rPr>
-        <w:t>题</w:t>
-      </w:r>
-      <w:r>
-        <w:rPr>
-          <w:rFonts w:hint="eastAsia" w:ascii="Times New Roman" w:hAnsi="Times New Roman" w:eastAsia="Times New Roman" w:cs="Times New Roman"/>
-        </w:rPr>
-        <w:t>-037-3-1-LiMn2O4</w:t>
-      </w:r>
-      <w:r>
-        <w:rPr>
-          <w:rFonts w:hint="eastAsia" w:ascii="Times New Roman" w:hAnsi="Times New Roman" w:eastAsia="FangSong" w:cs="Times New Roman"/>
-        </w:rPr>
-        <w:t>合成方程式</w:t>
-      </w:r>
-    </w:p>
-    <w:p>
-      <w:pPr>
-        <w:pStyle w:val="FirstParagraph"/>
+        <w:pStyle w:val="BodyText"/>
       </w:pPr>
       <w:r>
         <w:rPr>
@@ -17291,90 +16873,7 @@
     </w:p>
     <w:p>
       <w:pPr>
-        <w:pStyle w:val="BlockText"/>
-      </w:pPr>
-      <w:r>
-        <w:rPr>
-          <w:rFonts w:hint="eastAsia" w:ascii="Times New Roman" w:hAnsi="Times New Roman" w:eastAsia="FangSong" w:cs="Times New Roman"/>
-        </w:rPr>
-        <w:t>关联小问</w:t>
-      </w:r>
-      <w:r>
-        <w:rPr>
-          <w:rFonts w:hint="eastAsia" w:ascii="Times New Roman" w:hAnsi="Times New Roman" w:eastAsia="Times New Roman" w:cs="Times New Roman"/>
-        </w:rPr>
-        <w:t>：</w:t>
-      </w:r>
-      <w:r>
-        <w:rPr>
-          <w:rFonts w:hint="eastAsia" w:ascii="Times New Roman" w:hAnsi="Times New Roman" w:eastAsia="FangSong" w:cs="Times New Roman"/>
-        </w:rPr>
-        <w:t>题</w:t>
-      </w:r>
-      <w:r>
-        <w:rPr>
-          <w:rFonts w:hint="eastAsia" w:ascii="Times New Roman" w:hAnsi="Times New Roman" w:eastAsia="Times New Roman" w:cs="Times New Roman"/>
-        </w:rPr>
-        <w:t>-037-3-1-LiMn2O4</w:t>
-      </w:r>
-      <w:r>
-        <w:rPr>
-          <w:rFonts w:hint="eastAsia" w:ascii="Times New Roman" w:hAnsi="Times New Roman" w:eastAsia="FangSong" w:cs="Times New Roman"/>
-        </w:rPr>
-        <w:t>合成方程式</w:t>
-      </w:r>
-      <w:r>
-        <w:rPr>
-          <w:rFonts w:ascii="Times New Roman" w:hAnsi="Times New Roman" w:eastAsia="Times New Roman" w:cs="Times New Roman"/>
-        </w:rPr>
-        <w:t xml:space="preserve"> · </w:t>
-      </w:r>
-      <w:r>
-        <w:rPr>
-          <w:rFonts w:hint="eastAsia" w:ascii="Times New Roman" w:hAnsi="Times New Roman" w:eastAsia="FangSong" w:cs="Times New Roman"/>
-        </w:rPr>
-        <w:t>题</w:t>
-      </w:r>
-      <w:r>
-        <w:rPr>
-          <w:rFonts w:hint="eastAsia" w:ascii="Times New Roman" w:hAnsi="Times New Roman" w:eastAsia="Times New Roman" w:cs="Times New Roman"/>
-        </w:rPr>
-        <w:t>-037-3-1-LiMn2O4</w:t>
-      </w:r>
-      <w:r>
-        <w:rPr>
-          <w:rFonts w:hint="eastAsia" w:ascii="Times New Roman" w:hAnsi="Times New Roman" w:eastAsia="FangSong" w:cs="Times New Roman"/>
-        </w:rPr>
-        <w:t>合成方程式</w:t>
-      </w:r>
-      <w:r>
-        <w:rPr>
-          <w:rFonts w:ascii="Times New Roman" w:hAnsi="Times New Roman" w:eastAsia="Times New Roman" w:cs="Times New Roman"/>
-        </w:rPr>
-        <w:t xml:space="preserve"> · </w:t>
-      </w:r>
-      <w:r>
-        <w:rPr>
-          <w:rFonts w:hint="eastAsia" w:ascii="Times New Roman" w:hAnsi="Times New Roman" w:eastAsia="FangSong" w:cs="Times New Roman"/>
-        </w:rPr>
-        <w:t>题</w:t>
-      </w:r>
-      <w:r>
-        <w:rPr>
-          <w:rFonts w:hint="eastAsia" w:ascii="Times New Roman" w:hAnsi="Times New Roman" w:eastAsia="Times New Roman" w:cs="Times New Roman"/>
-        </w:rPr>
-        <w:t>-037-3-1-LiMn2O4</w:t>
-      </w:r>
-      <w:r>
-        <w:rPr>
-          <w:rFonts w:hint="eastAsia" w:ascii="Times New Roman" w:hAnsi="Times New Roman" w:eastAsia="FangSong" w:cs="Times New Roman"/>
-        </w:rPr>
-        <w:t>合成方程式</w:t>
-      </w:r>
-    </w:p>
-    <w:p>
-      <w:pPr>
-        <w:pStyle w:val="FirstParagraph"/>
+        <w:pStyle w:val="BodyText"/>
       </w:pPr>
       <w:r>
         <w:rPr>
@@ -22945,33 +22444,9 @@
       </w:pPr>
       <w:r>
         <w:rPr>
-          <w:rFonts w:hint="eastAsia" w:ascii="Times New Roman" w:hAnsi="Times New Roman" w:eastAsia="Times New Roman" w:cs="Times New Roman"/>
-        </w:rPr>
-        <w:t>【</w:t>
-      </w:r>
-      <w:r>
-        <w:rPr>
-          <w:rFonts w:hint="eastAsia" w:ascii="Times New Roman" w:hAnsi="Times New Roman" w:eastAsia="FangSong" w:cs="Times New Roman"/>
-        </w:rPr>
-        <w:t>例</w:t>
-      </w:r>
-      <w:r>
-        <w:rPr>
-          <w:rFonts w:ascii="Times New Roman" w:hAnsi="Times New Roman" w:eastAsia="Times New Roman" w:cs="Times New Roman"/>
-        </w:rPr>
-        <w:t xml:space="preserve"> </w:t>
-      </w:r>
-      <w:r>
-        <w:rPr>
-          <w:rFonts w:hint="eastAsia" w:ascii="Times New Roman" w:hAnsi="Times New Roman" w:eastAsia="Times New Roman" w:cs="Times New Roman"/>
-        </w:rPr>
-        <w:t>4】</w:t>
-      </w:r>
-      <w:r>
-        <w:rPr>
-          <w:rFonts w:hint="eastAsia" w:ascii="Times New Roman" w:hAnsi="Times New Roman" w:eastAsia="FangSong" w:cs="Times New Roman"/>
-        </w:rPr>
-        <w:t>在含有</w:t>
+          <w:rFonts w:hint="eastAsia" w:ascii="Times New Roman" w:hAnsi="Times New Roman" w:eastAsia="FangSong" w:cs="Times New Roman"/>
+        </w:rPr>
+        <w:t xml:space="preserve">在含有</w:t>
       </w:r>
       <w:r>
         <w:rPr>
